--- a/2 курс/DevOps/1/1.docx
+++ b/2 курс/DevOps/1/1.docx
@@ -62,7 +62,7 @@
                           </pic:cNvPicPr>
                         </pic:nvPicPr>
                         <pic:blipFill>
-                          <a:blip r:embed="rId4"/>
+                          <a:blip r:embed="rId5"/>
                           <a:stretch>
                             <a:fillRect/>
                           </a:stretch>
@@ -906,27 +906,7 @@
                 <w:szCs w:val="24"/>
                 <w:lang w:val="ru-RU" w:eastAsia="ru-RU"/>
               </w:rPr>
-              <w:t>«_</w:t>
-            </w:r>
-            <w:proofErr w:type="gramStart"/>
-            <w:r>
-              <w:rPr>
-                <w:rFonts w:eastAsia="SimSun" w:cs="Times New Roman"/>
-                <w:sz w:val="24"/>
-                <w:szCs w:val="24"/>
-                <w:lang w:val="ru-RU" w:eastAsia="ru-RU"/>
-              </w:rPr>
-              <w:t>_»_</w:t>
-            </w:r>
-            <w:proofErr w:type="gramEnd"/>
-            <w:r>
-              <w:rPr>
-                <w:rFonts w:eastAsia="SimSun" w:cs="Times New Roman"/>
-                <w:sz w:val="24"/>
-                <w:szCs w:val="24"/>
-                <w:lang w:val="ru-RU" w:eastAsia="ru-RU"/>
-              </w:rPr>
-              <w:t>______2024 г</w:t>
+              <w:t>«__»_______2024 г</w:t>
             </w:r>
             <w:r>
               <w:rPr>
@@ -1023,7 +1003,6 @@
               </w:rPr>
               <w:t xml:space="preserve"> «_</w:t>
             </w:r>
-            <w:proofErr w:type="gramStart"/>
             <w:r>
               <w:rPr>
                 <w:rFonts w:eastAsia="SimSun" w:cs="Times New Roman"/>
@@ -1040,17 +1019,7 @@
                 <w:szCs w:val="24"/>
                 <w:lang w:val="ru-RU" w:eastAsia="ru-RU"/>
               </w:rPr>
-              <w:t>»_</w:t>
-            </w:r>
-            <w:proofErr w:type="gramEnd"/>
-            <w:r>
-              <w:rPr>
-                <w:rFonts w:eastAsia="SimSun" w:cs="Times New Roman"/>
-                <w:sz w:val="24"/>
-                <w:szCs w:val="24"/>
-                <w:lang w:val="ru-RU" w:eastAsia="ru-RU"/>
-              </w:rPr>
-              <w:t>______2024 г.</w:t>
+              <w:t>»_______2024 г.</w:t>
             </w:r>
           </w:p>
         </w:tc>
@@ -1242,7 +1211,2480 @@
         </w:rPr>
       </w:pPr>
     </w:p>
-    <w:p/>
+    <w:p>
+      <w:pPr>
+        <w:pStyle w:val="2"/>
+      </w:pPr>
+    </w:p>
+    <w:sdt>
+      <w:sdtPr>
+        <w:rPr>
+          <w:rFonts w:eastAsiaTheme="minorEastAsia" w:cstheme="minorBidi"/>
+          <w:sz w:val="28"/>
+          <w:szCs w:val="20"/>
+          <w:lang w:val="en-US" w:eastAsia="zh-CN"/>
+        </w:rPr>
+        <w:id w:val="-316351905"/>
+        <w:docPartObj>
+          <w:docPartGallery w:val="Table of Contents"/>
+          <w:docPartUnique/>
+        </w:docPartObj>
+      </w:sdtPr>
+      <w:sdtEndPr>
+        <w:rPr>
+          <w:b/>
+          <w:bCs/>
+        </w:rPr>
+      </w:sdtEndPr>
+      <w:sdtContent>
+        <w:p>
+          <w:pPr>
+            <w:pStyle w:val="a5"/>
+            <w:rPr>
+              <w:b/>
+              <w:bCs/>
+            </w:rPr>
+          </w:pPr>
+          <w:r>
+            <w:rPr>
+              <w:b/>
+              <w:bCs/>
+            </w:rPr>
+            <w:t>Содержание</w:t>
+          </w:r>
+        </w:p>
+        <w:p>
+          <w:pPr>
+            <w:pStyle w:val="11"/>
+            <w:tabs>
+              <w:tab w:val="right" w:leader="dot" w:pos="10450"/>
+            </w:tabs>
+            <w:rPr>
+              <w:rFonts w:asciiTheme="minorHAnsi" w:eastAsiaTheme="minorEastAsia" w:hAnsiTheme="minorHAnsi" w:cstheme="minorBidi"/>
+              <w:noProof/>
+              <w:sz w:val="22"/>
+            </w:rPr>
+          </w:pPr>
+          <w:r>
+            <w:fldChar w:fldCharType="begin"/>
+          </w:r>
+          <w:r>
+            <w:instrText xml:space="preserve"> TOC \o "1-3" \h \z \u </w:instrText>
+          </w:r>
+          <w:r>
+            <w:fldChar w:fldCharType="separate"/>
+          </w:r>
+          <w:hyperlink w:anchor="_Toc184332874" w:history="1">
+            <w:r>
+              <w:rPr>
+                <w:rStyle w:val="a7"/>
+                <w:noProof/>
+              </w:rPr>
+              <w:t>Практическая работа №1</w:t>
+            </w:r>
+            <w:r>
+              <w:rPr>
+                <w:noProof/>
+                <w:webHidden/>
+              </w:rPr>
+              <w:tab/>
+            </w:r>
+            <w:r>
+              <w:rPr>
+                <w:noProof/>
+                <w:webHidden/>
+              </w:rPr>
+              <w:fldChar w:fldCharType="begin"/>
+            </w:r>
+            <w:r>
+              <w:rPr>
+                <w:noProof/>
+                <w:webHidden/>
+              </w:rPr>
+              <w:instrText xml:space="preserve"> PAGEREF _Toc184332874 \h </w:instrText>
+            </w:r>
+            <w:r>
+              <w:rPr>
+                <w:noProof/>
+                <w:webHidden/>
+              </w:rPr>
+            </w:r>
+            <w:r>
+              <w:rPr>
+                <w:noProof/>
+                <w:webHidden/>
+              </w:rPr>
+              <w:fldChar w:fldCharType="separate"/>
+            </w:r>
+            <w:r>
+              <w:rPr>
+                <w:noProof/>
+                <w:webHidden/>
+              </w:rPr>
+              <w:t>4</w:t>
+            </w:r>
+            <w:r>
+              <w:rPr>
+                <w:noProof/>
+                <w:webHidden/>
+              </w:rPr>
+              <w:fldChar w:fldCharType="end"/>
+            </w:r>
+          </w:hyperlink>
+        </w:p>
+        <w:p>
+          <w:pPr>
+            <w:pStyle w:val="11"/>
+            <w:tabs>
+              <w:tab w:val="right" w:leader="dot" w:pos="10450"/>
+            </w:tabs>
+            <w:rPr>
+              <w:rFonts w:asciiTheme="minorHAnsi" w:eastAsiaTheme="minorEastAsia" w:hAnsiTheme="minorHAnsi" w:cstheme="minorBidi"/>
+              <w:noProof/>
+              <w:sz w:val="22"/>
+            </w:rPr>
+          </w:pPr>
+          <w:hyperlink w:anchor="_Toc184332875" w:history="1">
+            <w:r>
+              <w:rPr>
+                <w:rStyle w:val="a7"/>
+                <w:noProof/>
+              </w:rPr>
+              <w:t>Практическая работа №2</w:t>
+            </w:r>
+            <w:r>
+              <w:rPr>
+                <w:noProof/>
+                <w:webHidden/>
+              </w:rPr>
+              <w:tab/>
+            </w:r>
+            <w:r>
+              <w:rPr>
+                <w:noProof/>
+                <w:webHidden/>
+              </w:rPr>
+              <w:fldChar w:fldCharType="begin"/>
+            </w:r>
+            <w:r>
+              <w:rPr>
+                <w:noProof/>
+                <w:webHidden/>
+              </w:rPr>
+              <w:instrText xml:space="preserve"> PAGEREF _Toc184332875 \h </w:instrText>
+            </w:r>
+            <w:r>
+              <w:rPr>
+                <w:noProof/>
+                <w:webHidden/>
+              </w:rPr>
+            </w:r>
+            <w:r>
+              <w:rPr>
+                <w:noProof/>
+                <w:webHidden/>
+              </w:rPr>
+              <w:fldChar w:fldCharType="separate"/>
+            </w:r>
+            <w:r>
+              <w:rPr>
+                <w:noProof/>
+                <w:webHidden/>
+              </w:rPr>
+              <w:t>5</w:t>
+            </w:r>
+            <w:r>
+              <w:rPr>
+                <w:noProof/>
+                <w:webHidden/>
+              </w:rPr>
+              <w:fldChar w:fldCharType="end"/>
+            </w:r>
+          </w:hyperlink>
+        </w:p>
+        <w:p>
+          <w:pPr>
+            <w:pStyle w:val="21"/>
+            <w:rPr>
+              <w:rFonts w:asciiTheme="minorHAnsi" w:eastAsiaTheme="minorEastAsia" w:hAnsiTheme="minorHAnsi" w:cstheme="minorBidi"/>
+              <w:noProof/>
+              <w:sz w:val="22"/>
+            </w:rPr>
+          </w:pPr>
+          <w:hyperlink w:anchor="_Toc184332876" w:history="1">
+            <w:r>
+              <w:rPr>
+                <w:rStyle w:val="a7"/>
+                <w:noProof/>
+              </w:rPr>
+              <w:t>2.1</w:t>
+            </w:r>
+            <w:r>
+              <w:rPr>
+                <w:noProof/>
+                <w:webHidden/>
+              </w:rPr>
+              <w:tab/>
+            </w:r>
+            <w:r>
+              <w:rPr>
+                <w:noProof/>
+                <w:webHidden/>
+              </w:rPr>
+              <w:fldChar w:fldCharType="begin"/>
+            </w:r>
+            <w:r>
+              <w:rPr>
+                <w:noProof/>
+                <w:webHidden/>
+              </w:rPr>
+              <w:instrText xml:space="preserve"> PAGEREF _Toc184332876 \h </w:instrText>
+            </w:r>
+            <w:r>
+              <w:rPr>
+                <w:noProof/>
+                <w:webHidden/>
+              </w:rPr>
+            </w:r>
+            <w:r>
+              <w:rPr>
+                <w:noProof/>
+                <w:webHidden/>
+              </w:rPr>
+              <w:fldChar w:fldCharType="separate"/>
+            </w:r>
+            <w:r>
+              <w:rPr>
+                <w:noProof/>
+                <w:webHidden/>
+              </w:rPr>
+              <w:t>5</w:t>
+            </w:r>
+            <w:r>
+              <w:rPr>
+                <w:noProof/>
+                <w:webHidden/>
+              </w:rPr>
+              <w:fldChar w:fldCharType="end"/>
+            </w:r>
+          </w:hyperlink>
+        </w:p>
+        <w:p>
+          <w:pPr>
+            <w:pStyle w:val="31"/>
+            <w:tabs>
+              <w:tab w:val="right" w:leader="dot" w:pos="10450"/>
+            </w:tabs>
+            <w:rPr>
+              <w:noProof/>
+            </w:rPr>
+          </w:pPr>
+          <w:hyperlink w:anchor="_Toc184332877" w:history="1">
+            <w:r>
+              <w:rPr>
+                <w:rStyle w:val="a7"/>
+                <w:noProof/>
+              </w:rPr>
+              <w:t>df</w:t>
+            </w:r>
+            <w:r>
+              <w:rPr>
+                <w:noProof/>
+                <w:webHidden/>
+              </w:rPr>
+              <w:tab/>
+            </w:r>
+            <w:r>
+              <w:rPr>
+                <w:noProof/>
+                <w:webHidden/>
+              </w:rPr>
+              <w:fldChar w:fldCharType="begin"/>
+            </w:r>
+            <w:r>
+              <w:rPr>
+                <w:noProof/>
+                <w:webHidden/>
+              </w:rPr>
+              <w:instrText xml:space="preserve"> PAGEREF _Toc184332877 \h </w:instrText>
+            </w:r>
+            <w:r>
+              <w:rPr>
+                <w:noProof/>
+                <w:webHidden/>
+              </w:rPr>
+            </w:r>
+            <w:r>
+              <w:rPr>
+                <w:noProof/>
+                <w:webHidden/>
+              </w:rPr>
+              <w:fldChar w:fldCharType="separate"/>
+            </w:r>
+            <w:r>
+              <w:rPr>
+                <w:noProof/>
+                <w:webHidden/>
+              </w:rPr>
+              <w:t>5</w:t>
+            </w:r>
+            <w:r>
+              <w:rPr>
+                <w:noProof/>
+                <w:webHidden/>
+              </w:rPr>
+              <w:fldChar w:fldCharType="end"/>
+            </w:r>
+          </w:hyperlink>
+        </w:p>
+        <w:p>
+          <w:pPr>
+            <w:pStyle w:val="31"/>
+            <w:tabs>
+              <w:tab w:val="right" w:leader="dot" w:pos="10450"/>
+            </w:tabs>
+            <w:rPr>
+              <w:noProof/>
+            </w:rPr>
+          </w:pPr>
+          <w:hyperlink w:anchor="_Toc184332878" w:history="1">
+            <w:r>
+              <w:rPr>
+                <w:rStyle w:val="a7"/>
+                <w:noProof/>
+              </w:rPr>
+              <w:t>du</w:t>
+            </w:r>
+            <w:r>
+              <w:rPr>
+                <w:noProof/>
+                <w:webHidden/>
+              </w:rPr>
+              <w:tab/>
+            </w:r>
+            <w:r>
+              <w:rPr>
+                <w:noProof/>
+                <w:webHidden/>
+              </w:rPr>
+              <w:fldChar w:fldCharType="begin"/>
+            </w:r>
+            <w:r>
+              <w:rPr>
+                <w:noProof/>
+                <w:webHidden/>
+              </w:rPr>
+              <w:instrText xml:space="preserve"> PAGEREF _Toc184332878 \h </w:instrText>
+            </w:r>
+            <w:r>
+              <w:rPr>
+                <w:noProof/>
+                <w:webHidden/>
+              </w:rPr>
+            </w:r>
+            <w:r>
+              <w:rPr>
+                <w:noProof/>
+                <w:webHidden/>
+              </w:rPr>
+              <w:fldChar w:fldCharType="separate"/>
+            </w:r>
+            <w:r>
+              <w:rPr>
+                <w:noProof/>
+                <w:webHidden/>
+              </w:rPr>
+              <w:t>5</w:t>
+            </w:r>
+            <w:r>
+              <w:rPr>
+                <w:noProof/>
+                <w:webHidden/>
+              </w:rPr>
+              <w:fldChar w:fldCharType="end"/>
+            </w:r>
+          </w:hyperlink>
+        </w:p>
+        <w:p>
+          <w:pPr>
+            <w:pStyle w:val="31"/>
+            <w:tabs>
+              <w:tab w:val="right" w:leader="dot" w:pos="10450"/>
+            </w:tabs>
+            <w:rPr>
+              <w:noProof/>
+            </w:rPr>
+          </w:pPr>
+          <w:hyperlink w:anchor="_Toc184332879" w:history="1">
+            <w:r>
+              <w:rPr>
+                <w:rStyle w:val="a7"/>
+                <w:noProof/>
+              </w:rPr>
+              <w:t>free</w:t>
+            </w:r>
+            <w:r>
+              <w:rPr>
+                <w:noProof/>
+                <w:webHidden/>
+              </w:rPr>
+              <w:tab/>
+            </w:r>
+            <w:r>
+              <w:rPr>
+                <w:noProof/>
+                <w:webHidden/>
+              </w:rPr>
+              <w:fldChar w:fldCharType="begin"/>
+            </w:r>
+            <w:r>
+              <w:rPr>
+                <w:noProof/>
+                <w:webHidden/>
+              </w:rPr>
+              <w:instrText xml:space="preserve"> PAGEREF _Toc184332879 \h </w:instrText>
+            </w:r>
+            <w:r>
+              <w:rPr>
+                <w:noProof/>
+                <w:webHidden/>
+              </w:rPr>
+            </w:r>
+            <w:r>
+              <w:rPr>
+                <w:noProof/>
+                <w:webHidden/>
+              </w:rPr>
+              <w:fldChar w:fldCharType="separate"/>
+            </w:r>
+            <w:r>
+              <w:rPr>
+                <w:noProof/>
+                <w:webHidden/>
+              </w:rPr>
+              <w:t>6</w:t>
+            </w:r>
+            <w:r>
+              <w:rPr>
+                <w:noProof/>
+                <w:webHidden/>
+              </w:rPr>
+              <w:fldChar w:fldCharType="end"/>
+            </w:r>
+          </w:hyperlink>
+        </w:p>
+        <w:p>
+          <w:pPr>
+            <w:pStyle w:val="31"/>
+            <w:tabs>
+              <w:tab w:val="right" w:leader="dot" w:pos="10450"/>
+            </w:tabs>
+            <w:rPr>
+              <w:noProof/>
+            </w:rPr>
+          </w:pPr>
+          <w:hyperlink w:anchor="_Toc184332880" w:history="1">
+            <w:r>
+              <w:rPr>
+                <w:rStyle w:val="a7"/>
+                <w:noProof/>
+              </w:rPr>
+              <w:t>iostat</w:t>
+            </w:r>
+            <w:r>
+              <w:rPr>
+                <w:noProof/>
+                <w:webHidden/>
+              </w:rPr>
+              <w:tab/>
+            </w:r>
+            <w:r>
+              <w:rPr>
+                <w:noProof/>
+                <w:webHidden/>
+              </w:rPr>
+              <w:fldChar w:fldCharType="begin"/>
+            </w:r>
+            <w:r>
+              <w:rPr>
+                <w:noProof/>
+                <w:webHidden/>
+              </w:rPr>
+              <w:instrText xml:space="preserve"> PAGEREF _Toc184332880 \h </w:instrText>
+            </w:r>
+            <w:r>
+              <w:rPr>
+                <w:noProof/>
+                <w:webHidden/>
+              </w:rPr>
+            </w:r>
+            <w:r>
+              <w:rPr>
+                <w:noProof/>
+                <w:webHidden/>
+              </w:rPr>
+              <w:fldChar w:fldCharType="separate"/>
+            </w:r>
+            <w:r>
+              <w:rPr>
+                <w:noProof/>
+                <w:webHidden/>
+              </w:rPr>
+              <w:t>6</w:t>
+            </w:r>
+            <w:r>
+              <w:rPr>
+                <w:noProof/>
+                <w:webHidden/>
+              </w:rPr>
+              <w:fldChar w:fldCharType="end"/>
+            </w:r>
+          </w:hyperlink>
+        </w:p>
+        <w:p>
+          <w:pPr>
+            <w:pStyle w:val="31"/>
+            <w:tabs>
+              <w:tab w:val="right" w:leader="dot" w:pos="10450"/>
+            </w:tabs>
+            <w:rPr>
+              <w:noProof/>
+            </w:rPr>
+          </w:pPr>
+          <w:hyperlink w:anchor="_Toc184332881" w:history="1">
+            <w:r>
+              <w:rPr>
+                <w:rStyle w:val="a7"/>
+                <w:noProof/>
+              </w:rPr>
+              <w:t>mpstat</w:t>
+            </w:r>
+            <w:r>
+              <w:rPr>
+                <w:noProof/>
+                <w:webHidden/>
+              </w:rPr>
+              <w:tab/>
+            </w:r>
+            <w:r>
+              <w:rPr>
+                <w:noProof/>
+                <w:webHidden/>
+              </w:rPr>
+              <w:fldChar w:fldCharType="begin"/>
+            </w:r>
+            <w:r>
+              <w:rPr>
+                <w:noProof/>
+                <w:webHidden/>
+              </w:rPr>
+              <w:instrText xml:space="preserve"> PAGEREF _Toc184332881 \h </w:instrText>
+            </w:r>
+            <w:r>
+              <w:rPr>
+                <w:noProof/>
+                <w:webHidden/>
+              </w:rPr>
+            </w:r>
+            <w:r>
+              <w:rPr>
+                <w:noProof/>
+                <w:webHidden/>
+              </w:rPr>
+              <w:fldChar w:fldCharType="separate"/>
+            </w:r>
+            <w:r>
+              <w:rPr>
+                <w:noProof/>
+                <w:webHidden/>
+              </w:rPr>
+              <w:t>7</w:t>
+            </w:r>
+            <w:r>
+              <w:rPr>
+                <w:noProof/>
+                <w:webHidden/>
+              </w:rPr>
+              <w:fldChar w:fldCharType="end"/>
+            </w:r>
+          </w:hyperlink>
+        </w:p>
+        <w:p>
+          <w:pPr>
+            <w:pStyle w:val="31"/>
+            <w:tabs>
+              <w:tab w:val="right" w:leader="dot" w:pos="10450"/>
+            </w:tabs>
+            <w:rPr>
+              <w:noProof/>
+            </w:rPr>
+          </w:pPr>
+          <w:hyperlink w:anchor="_Toc184332882" w:history="1">
+            <w:r>
+              <w:rPr>
+                <w:rStyle w:val="a7"/>
+                <w:noProof/>
+              </w:rPr>
+              <w:t>vmstat</w:t>
+            </w:r>
+            <w:r>
+              <w:rPr>
+                <w:noProof/>
+                <w:webHidden/>
+              </w:rPr>
+              <w:tab/>
+            </w:r>
+            <w:r>
+              <w:rPr>
+                <w:noProof/>
+                <w:webHidden/>
+              </w:rPr>
+              <w:fldChar w:fldCharType="begin"/>
+            </w:r>
+            <w:r>
+              <w:rPr>
+                <w:noProof/>
+                <w:webHidden/>
+              </w:rPr>
+              <w:instrText xml:space="preserve"> PAGEREF _Toc184332882 \h </w:instrText>
+            </w:r>
+            <w:r>
+              <w:rPr>
+                <w:noProof/>
+                <w:webHidden/>
+              </w:rPr>
+            </w:r>
+            <w:r>
+              <w:rPr>
+                <w:noProof/>
+                <w:webHidden/>
+              </w:rPr>
+              <w:fldChar w:fldCharType="separate"/>
+            </w:r>
+            <w:r>
+              <w:rPr>
+                <w:noProof/>
+                <w:webHidden/>
+              </w:rPr>
+              <w:t>7</w:t>
+            </w:r>
+            <w:r>
+              <w:rPr>
+                <w:noProof/>
+                <w:webHidden/>
+              </w:rPr>
+              <w:fldChar w:fldCharType="end"/>
+            </w:r>
+          </w:hyperlink>
+        </w:p>
+        <w:p>
+          <w:pPr>
+            <w:pStyle w:val="31"/>
+            <w:tabs>
+              <w:tab w:val="right" w:leader="dot" w:pos="10450"/>
+            </w:tabs>
+            <w:rPr>
+              <w:noProof/>
+            </w:rPr>
+          </w:pPr>
+          <w:hyperlink w:anchor="_Toc184332883" w:history="1">
+            <w:r>
+              <w:rPr>
+                <w:rStyle w:val="a7"/>
+                <w:noProof/>
+              </w:rPr>
+              <w:t>w</w:t>
+            </w:r>
+            <w:r>
+              <w:rPr>
+                <w:noProof/>
+                <w:webHidden/>
+              </w:rPr>
+              <w:tab/>
+            </w:r>
+            <w:r>
+              <w:rPr>
+                <w:noProof/>
+                <w:webHidden/>
+              </w:rPr>
+              <w:fldChar w:fldCharType="begin"/>
+            </w:r>
+            <w:r>
+              <w:rPr>
+                <w:noProof/>
+                <w:webHidden/>
+              </w:rPr>
+              <w:instrText xml:space="preserve"> PAGEREF _Toc184332883 \h </w:instrText>
+            </w:r>
+            <w:r>
+              <w:rPr>
+                <w:noProof/>
+                <w:webHidden/>
+              </w:rPr>
+            </w:r>
+            <w:r>
+              <w:rPr>
+                <w:noProof/>
+                <w:webHidden/>
+              </w:rPr>
+              <w:fldChar w:fldCharType="separate"/>
+            </w:r>
+            <w:r>
+              <w:rPr>
+                <w:noProof/>
+                <w:webHidden/>
+              </w:rPr>
+              <w:t>7</w:t>
+            </w:r>
+            <w:r>
+              <w:rPr>
+                <w:noProof/>
+                <w:webHidden/>
+              </w:rPr>
+              <w:fldChar w:fldCharType="end"/>
+            </w:r>
+          </w:hyperlink>
+        </w:p>
+        <w:p>
+          <w:pPr>
+            <w:pStyle w:val="31"/>
+            <w:tabs>
+              <w:tab w:val="right" w:leader="dot" w:pos="10450"/>
+            </w:tabs>
+            <w:rPr>
+              <w:noProof/>
+            </w:rPr>
+          </w:pPr>
+          <w:hyperlink w:anchor="_Toc184332884" w:history="1">
+            <w:r>
+              <w:rPr>
+                <w:rStyle w:val="a7"/>
+                <w:noProof/>
+              </w:rPr>
+              <w:t>htop</w:t>
+            </w:r>
+            <w:r>
+              <w:rPr>
+                <w:noProof/>
+                <w:webHidden/>
+              </w:rPr>
+              <w:tab/>
+            </w:r>
+            <w:r>
+              <w:rPr>
+                <w:noProof/>
+                <w:webHidden/>
+              </w:rPr>
+              <w:fldChar w:fldCharType="begin"/>
+            </w:r>
+            <w:r>
+              <w:rPr>
+                <w:noProof/>
+                <w:webHidden/>
+              </w:rPr>
+              <w:instrText xml:space="preserve"> PAGEREF _Toc184332884 \h </w:instrText>
+            </w:r>
+            <w:r>
+              <w:rPr>
+                <w:noProof/>
+                <w:webHidden/>
+              </w:rPr>
+            </w:r>
+            <w:r>
+              <w:rPr>
+                <w:noProof/>
+                <w:webHidden/>
+              </w:rPr>
+              <w:fldChar w:fldCharType="separate"/>
+            </w:r>
+            <w:r>
+              <w:rPr>
+                <w:noProof/>
+                <w:webHidden/>
+              </w:rPr>
+              <w:t>8</w:t>
+            </w:r>
+            <w:r>
+              <w:rPr>
+                <w:noProof/>
+                <w:webHidden/>
+              </w:rPr>
+              <w:fldChar w:fldCharType="end"/>
+            </w:r>
+          </w:hyperlink>
+        </w:p>
+        <w:p>
+          <w:r>
+            <w:rPr>
+              <w:b/>
+              <w:bCs/>
+            </w:rPr>
+            <w:fldChar w:fldCharType="end"/>
+          </w:r>
+        </w:p>
+      </w:sdtContent>
+    </w:sdt>
+    <w:p>
+      <w:pPr>
+        <w:rPr>
+          <w:lang w:val="ru-RU" w:eastAsia="en-US"/>
+        </w:rPr>
+      </w:pPr>
+    </w:p>
+    <w:p>
+      <w:pPr>
+        <w:rPr>
+          <w:lang w:val="ru-RU" w:eastAsia="en-US"/>
+        </w:rPr>
+      </w:pPr>
+    </w:p>
+    <w:p>
+      <w:pPr>
+        <w:rPr>
+          <w:lang w:val="ru-RU" w:eastAsia="en-US"/>
+        </w:rPr>
+      </w:pPr>
+    </w:p>
+    <w:p>
+      <w:pPr>
+        <w:rPr>
+          <w:lang w:val="ru-RU" w:eastAsia="en-US"/>
+        </w:rPr>
+      </w:pPr>
+    </w:p>
+    <w:p>
+      <w:pPr>
+        <w:rPr>
+          <w:lang w:val="ru-RU" w:eastAsia="en-US"/>
+        </w:rPr>
+      </w:pPr>
+    </w:p>
+    <w:p>
+      <w:pPr>
+        <w:rPr>
+          <w:lang w:val="ru-RU" w:eastAsia="en-US"/>
+        </w:rPr>
+      </w:pPr>
+    </w:p>
+    <w:p>
+      <w:pPr>
+        <w:rPr>
+          <w:lang w:val="ru-RU" w:eastAsia="en-US"/>
+        </w:rPr>
+      </w:pPr>
+    </w:p>
+    <w:p>
+      <w:pPr>
+        <w:rPr>
+          <w:lang w:val="ru-RU" w:eastAsia="en-US"/>
+        </w:rPr>
+      </w:pPr>
+    </w:p>
+    <w:p>
+      <w:pPr>
+        <w:rPr>
+          <w:lang w:val="ru-RU" w:eastAsia="en-US"/>
+        </w:rPr>
+      </w:pPr>
+    </w:p>
+    <w:p>
+      <w:pPr>
+        <w:rPr>
+          <w:lang w:val="ru-RU" w:eastAsia="en-US"/>
+        </w:rPr>
+      </w:pPr>
+    </w:p>
+    <w:p>
+      <w:pPr>
+        <w:rPr>
+          <w:lang w:val="ru-RU" w:eastAsia="en-US"/>
+        </w:rPr>
+      </w:pPr>
+    </w:p>
+    <w:p>
+      <w:pPr>
+        <w:pStyle w:val="1"/>
+      </w:pPr>
+      <w:r>
+        <w:rPr>
+          <w:lang w:eastAsia="en-US"/>
+        </w:rPr>
+        <w:br w:type="page"/>
+      </w:r>
+      <w:bookmarkStart w:id="0" w:name="_Toc184332874"/>
+      <w:r>
+        <w:lastRenderedPageBreak/>
+        <w:t>Практическая работа №</w:t>
+      </w:r>
+      <w:r>
+        <w:t>1</w:t>
+      </w:r>
+      <w:bookmarkEnd w:id="0"/>
+    </w:p>
+    <w:p>
+      <w:pPr>
+        <w:pStyle w:val="a3"/>
+      </w:pPr>
+      <w:r>
+        <w:t>1.1</w:t>
+      </w:r>
+    </w:p>
+    <w:p>
+      <w:pPr>
+        <w:pStyle w:val="22"/>
+      </w:pPr>
+      <w:r>
+        <w:t>1) Посмотреть под каким пользователем в системе Linux</w:t>
+      </w:r>
+    </w:p>
+    <w:p>
+      <w:r>
+        <w:drawing>
+          <wp:inline distT="0" distB="0" distL="0" distR="0" wp14:anchorId="58045885" wp14:editId="1BA88BCF">
+            <wp:extent cx="4291866" cy="406619"/>
+            <wp:effectExtent l="0" t="0" r="0" b="0"/>
+            <wp:docPr id="7" name="Рисунок 7"/>
+            <wp:cNvGraphicFramePr>
+              <a:graphicFrameLocks xmlns:a="http://schemas.openxmlformats.org/drawingml/2006/main" noChangeAspect="1"/>
+            </wp:cNvGraphicFramePr>
+            <a:graphic xmlns:a="http://schemas.openxmlformats.org/drawingml/2006/main">
+              <a:graphicData uri="http://schemas.openxmlformats.org/drawingml/2006/picture">
+                <pic:pic xmlns:pic="http://schemas.openxmlformats.org/drawingml/2006/picture">
+                  <pic:nvPicPr>
+                    <pic:cNvPr id="1" name=""/>
+                    <pic:cNvPicPr/>
+                  </pic:nvPicPr>
+                  <pic:blipFill>
+                    <a:blip r:embed="rId6"/>
+                    <a:stretch>
+                      <a:fillRect/>
+                    </a:stretch>
+                  </pic:blipFill>
+                  <pic:spPr>
+                    <a:xfrm>
+                      <a:off x="0" y="0"/>
+                      <a:ext cx="4509459" cy="427234"/>
+                    </a:xfrm>
+                    <a:prstGeom prst="rect">
+                      <a:avLst/>
+                    </a:prstGeom>
+                  </pic:spPr>
+                </pic:pic>
+              </a:graphicData>
+            </a:graphic>
+          </wp:inline>
+        </w:drawing>
+      </w:r>
+    </w:p>
+    <w:p>
+      <w:pPr>
+        <w:pStyle w:val="22"/>
+      </w:pPr>
+      <w:r>
+        <w:t>2) Перейти в корневой каталог</w:t>
+      </w:r>
+    </w:p>
+    <w:p>
+      <w:pPr>
+        <w:spacing w:after="0" w:line="240" w:lineRule="auto"/>
+        <w:rPr>
+          <w:lang w:val="ru-RU" w:eastAsia="en-US"/>
+        </w:rPr>
+      </w:pPr>
+      <w:r>
+        <w:rPr>
+          <w:lang w:val="ru-RU" w:eastAsia="en-US"/>
+        </w:rPr>
+        <w:drawing>
+          <wp:inline distT="0" distB="0" distL="0" distR="0" wp14:anchorId="4698CD59" wp14:editId="0470A4BA">
+            <wp:extent cx="4260152" cy="406068"/>
+            <wp:effectExtent l="0" t="0" r="0" b="0"/>
+            <wp:docPr id="14" name="Рисунок 14"/>
+            <wp:cNvGraphicFramePr>
+              <a:graphicFrameLocks xmlns:a="http://schemas.openxmlformats.org/drawingml/2006/main" noChangeAspect="1"/>
+            </wp:cNvGraphicFramePr>
+            <a:graphic xmlns:a="http://schemas.openxmlformats.org/drawingml/2006/main">
+              <a:graphicData uri="http://schemas.openxmlformats.org/drawingml/2006/picture">
+                <pic:pic xmlns:pic="http://schemas.openxmlformats.org/drawingml/2006/picture">
+                  <pic:nvPicPr>
+                    <pic:cNvPr id="1" name=""/>
+                    <pic:cNvPicPr/>
+                  </pic:nvPicPr>
+                  <pic:blipFill>
+                    <a:blip r:embed="rId7"/>
+                    <a:stretch>
+                      <a:fillRect/>
+                    </a:stretch>
+                  </pic:blipFill>
+                  <pic:spPr>
+                    <a:xfrm>
+                      <a:off x="0" y="0"/>
+                      <a:ext cx="4497126" cy="428656"/>
+                    </a:xfrm>
+                    <a:prstGeom prst="rect">
+                      <a:avLst/>
+                    </a:prstGeom>
+                  </pic:spPr>
+                </pic:pic>
+              </a:graphicData>
+            </a:graphic>
+          </wp:inline>
+        </w:drawing>
+      </w:r>
+    </w:p>
+    <w:p>
+      <w:pPr>
+        <w:pStyle w:val="22"/>
+      </w:pPr>
+      <w:r>
+        <w:t>3) Посмотреть содержимое каталога.</w:t>
+      </w:r>
+    </w:p>
+    <w:p>
+      <w:pPr>
+        <w:spacing w:after="0" w:line="240" w:lineRule="auto"/>
+        <w:rPr>
+          <w:lang w:val="ru-RU" w:eastAsia="en-US"/>
+        </w:rPr>
+      </w:pPr>
+      <w:r>
+        <w:rPr>
+          <w:lang w:val="ru-RU" w:eastAsia="en-US"/>
+        </w:rPr>
+        <w:drawing>
+          <wp:inline distT="0" distB="0" distL="0" distR="0" wp14:anchorId="0087726B" wp14:editId="7BA89962">
+            <wp:extent cx="4736164" cy="792832"/>
+            <wp:effectExtent l="0" t="0" r="7620" b="7620"/>
+            <wp:docPr id="15" name="Рисунок 15"/>
+            <wp:cNvGraphicFramePr>
+              <a:graphicFrameLocks xmlns:a="http://schemas.openxmlformats.org/drawingml/2006/main" noChangeAspect="1"/>
+            </wp:cNvGraphicFramePr>
+            <a:graphic xmlns:a="http://schemas.openxmlformats.org/drawingml/2006/main">
+              <a:graphicData uri="http://schemas.openxmlformats.org/drawingml/2006/picture">
+                <pic:pic xmlns:pic="http://schemas.openxmlformats.org/drawingml/2006/picture">
+                  <pic:nvPicPr>
+                    <pic:cNvPr id="1" name=""/>
+                    <pic:cNvPicPr/>
+                  </pic:nvPicPr>
+                  <pic:blipFill>
+                    <a:blip r:embed="rId8"/>
+                    <a:stretch>
+                      <a:fillRect/>
+                    </a:stretch>
+                  </pic:blipFill>
+                  <pic:spPr>
+                    <a:xfrm>
+                      <a:off x="0" y="0"/>
+                      <a:ext cx="4884068" cy="817591"/>
+                    </a:xfrm>
+                    <a:prstGeom prst="rect">
+                      <a:avLst/>
+                    </a:prstGeom>
+                  </pic:spPr>
+                </pic:pic>
+              </a:graphicData>
+            </a:graphic>
+          </wp:inline>
+        </w:drawing>
+      </w:r>
+    </w:p>
+    <w:p>
+      <w:pPr>
+        <w:pStyle w:val="22"/>
+      </w:pPr>
+      <w:r>
+        <w:t>4) Определить типы команд ls</w:t>
+      </w:r>
+      <w:r>
+        <w:t xml:space="preserve">, </w:t>
+      </w:r>
+      <w:r>
+        <w:t xml:space="preserve">cd </w:t>
+      </w:r>
+    </w:p>
+    <w:p>
+      <w:pPr>
+        <w:spacing w:after="0" w:line="240" w:lineRule="auto"/>
+        <w:rPr>
+          <w:lang w:val="ru-RU" w:eastAsia="en-US"/>
+        </w:rPr>
+      </w:pPr>
+      <w:r>
+        <w:rPr>
+          <w:lang w:val="ru-RU" w:eastAsia="en-US"/>
+        </w:rPr>
+        <w:drawing>
+          <wp:inline distT="0" distB="0" distL="0" distR="0" wp14:anchorId="217B0F6F" wp14:editId="3B7061AD">
+            <wp:extent cx="3728529" cy="2674488"/>
+            <wp:effectExtent l="0" t="0" r="5715" b="0"/>
+            <wp:docPr id="16" name="Рисунок 16"/>
+            <wp:cNvGraphicFramePr>
+              <a:graphicFrameLocks xmlns:a="http://schemas.openxmlformats.org/drawingml/2006/main" noChangeAspect="1"/>
+            </wp:cNvGraphicFramePr>
+            <a:graphic xmlns:a="http://schemas.openxmlformats.org/drawingml/2006/main">
+              <a:graphicData uri="http://schemas.openxmlformats.org/drawingml/2006/picture">
+                <pic:pic xmlns:pic="http://schemas.openxmlformats.org/drawingml/2006/picture">
+                  <pic:nvPicPr>
+                    <pic:cNvPr id="1" name=""/>
+                    <pic:cNvPicPr/>
+                  </pic:nvPicPr>
+                  <pic:blipFill>
+                    <a:blip r:embed="rId9"/>
+                    <a:stretch>
+                      <a:fillRect/>
+                    </a:stretch>
+                  </pic:blipFill>
+                  <pic:spPr>
+                    <a:xfrm>
+                      <a:off x="0" y="0"/>
+                      <a:ext cx="3765907" cy="2701299"/>
+                    </a:xfrm>
+                    <a:prstGeom prst="rect">
+                      <a:avLst/>
+                    </a:prstGeom>
+                  </pic:spPr>
+                </pic:pic>
+              </a:graphicData>
+            </a:graphic>
+          </wp:inline>
+        </w:drawing>
+      </w:r>
+    </w:p>
+    <w:p>
+      <w:pPr>
+        <w:pStyle w:val="22"/>
+      </w:pPr>
+      <w:r>
+        <w:t>5) Посмотреть из корневого каталога содержимое директории Home.</w:t>
+      </w:r>
+    </w:p>
+    <w:p>
+      <w:pPr>
+        <w:spacing w:after="0" w:line="240" w:lineRule="auto"/>
+        <w:rPr>
+          <w:lang w:val="ru-RU" w:eastAsia="en-US"/>
+        </w:rPr>
+      </w:pPr>
+      <w:r>
+        <w:rPr>
+          <w:lang w:val="ru-RU" w:eastAsia="en-US"/>
+        </w:rPr>
+        <w:drawing>
+          <wp:inline distT="0" distB="0" distL="0" distR="0" wp14:anchorId="431C0C09" wp14:editId="44873E4F">
+            <wp:extent cx="3906435" cy="761120"/>
+            <wp:effectExtent l="0" t="0" r="0" b="1270"/>
+            <wp:docPr id="17" name="Рисунок 17"/>
+            <wp:cNvGraphicFramePr>
+              <a:graphicFrameLocks xmlns:a="http://schemas.openxmlformats.org/drawingml/2006/main" noChangeAspect="1"/>
+            </wp:cNvGraphicFramePr>
+            <a:graphic xmlns:a="http://schemas.openxmlformats.org/drawingml/2006/main">
+              <a:graphicData uri="http://schemas.openxmlformats.org/drawingml/2006/picture">
+                <pic:pic xmlns:pic="http://schemas.openxmlformats.org/drawingml/2006/picture">
+                  <pic:nvPicPr>
+                    <pic:cNvPr id="1" name=""/>
+                    <pic:cNvPicPr/>
+                  </pic:nvPicPr>
+                  <pic:blipFill>
+                    <a:blip r:embed="rId10"/>
+                    <a:stretch>
+                      <a:fillRect/>
+                    </a:stretch>
+                  </pic:blipFill>
+                  <pic:spPr>
+                    <a:xfrm>
+                      <a:off x="0" y="0"/>
+                      <a:ext cx="4010873" cy="781468"/>
+                    </a:xfrm>
+                    <a:prstGeom prst="rect">
+                      <a:avLst/>
+                    </a:prstGeom>
+                  </pic:spPr>
+                </pic:pic>
+              </a:graphicData>
+            </a:graphic>
+          </wp:inline>
+        </w:drawing>
+      </w:r>
+    </w:p>
+    <w:p>
+      <w:pPr>
+        <w:pStyle w:val="22"/>
+      </w:pPr>
+      <w:r>
+        <w:t>6) Перейти в директорию /pt</w:t>
+      </w:r>
+    </w:p>
+    <w:p>
+      <w:pPr>
+        <w:spacing w:after="0" w:line="240" w:lineRule="auto"/>
+        <w:rPr>
+          <w:lang w:val="ru-RU" w:eastAsia="en-US"/>
+        </w:rPr>
+      </w:pPr>
+      <w:r>
+        <w:rPr>
+          <w:lang w:val="ru-RU" w:eastAsia="en-US"/>
+        </w:rPr>
+        <w:drawing>
+          <wp:inline distT="0" distB="0" distL="0" distR="0" wp14:anchorId="3ACD9392" wp14:editId="1C45F71D">
+            <wp:extent cx="3867013" cy="533840"/>
+            <wp:effectExtent l="0" t="0" r="635" b="0"/>
+            <wp:docPr id="18" name="Рисунок 18"/>
+            <wp:cNvGraphicFramePr>
+              <a:graphicFrameLocks xmlns:a="http://schemas.openxmlformats.org/drawingml/2006/main" noChangeAspect="1"/>
+            </wp:cNvGraphicFramePr>
+            <a:graphic xmlns:a="http://schemas.openxmlformats.org/drawingml/2006/main">
+              <a:graphicData uri="http://schemas.openxmlformats.org/drawingml/2006/picture">
+                <pic:pic xmlns:pic="http://schemas.openxmlformats.org/drawingml/2006/picture">
+                  <pic:nvPicPr>
+                    <pic:cNvPr id="1" name=""/>
+                    <pic:cNvPicPr/>
+                  </pic:nvPicPr>
+                  <pic:blipFill>
+                    <a:blip r:embed="rId11"/>
+                    <a:stretch>
+                      <a:fillRect/>
+                    </a:stretch>
+                  </pic:blipFill>
+                  <pic:spPr>
+                    <a:xfrm>
+                      <a:off x="0" y="0"/>
+                      <a:ext cx="4115998" cy="568212"/>
+                    </a:xfrm>
+                    <a:prstGeom prst="rect">
+                      <a:avLst/>
+                    </a:prstGeom>
+                  </pic:spPr>
+                </pic:pic>
+              </a:graphicData>
+            </a:graphic>
+          </wp:inline>
+        </w:drawing>
+      </w:r>
+    </w:p>
+    <w:p>
+      <w:pPr>
+        <w:pStyle w:val="22"/>
+      </w:pPr>
+      <w:r>
+        <w:t>7) Создать директорию /pt</w:t>
+      </w:r>
+    </w:p>
+    <w:p>
+      <w:pPr>
+        <w:spacing w:after="0" w:line="240" w:lineRule="auto"/>
+        <w:rPr>
+          <w:lang w:eastAsia="en-US"/>
+        </w:rPr>
+      </w:pPr>
+      <w:r>
+        <w:rPr>
+          <w:lang w:eastAsia="en-US"/>
+        </w:rPr>
+        <w:drawing>
+          <wp:inline distT="0" distB="0" distL="0" distR="0" wp14:anchorId="4E3AE303" wp14:editId="300B096A">
+            <wp:extent cx="3798953" cy="745263"/>
+            <wp:effectExtent l="0" t="0" r="0" b="0"/>
+            <wp:docPr id="19" name="Рисунок 19"/>
+            <wp:cNvGraphicFramePr>
+              <a:graphicFrameLocks xmlns:a="http://schemas.openxmlformats.org/drawingml/2006/main" noChangeAspect="1"/>
+            </wp:cNvGraphicFramePr>
+            <a:graphic xmlns:a="http://schemas.openxmlformats.org/drawingml/2006/main">
+              <a:graphicData uri="http://schemas.openxmlformats.org/drawingml/2006/picture">
+                <pic:pic xmlns:pic="http://schemas.openxmlformats.org/drawingml/2006/picture">
+                  <pic:nvPicPr>
+                    <pic:cNvPr id="1" name=""/>
+                    <pic:cNvPicPr/>
+                  </pic:nvPicPr>
+                  <pic:blipFill>
+                    <a:blip r:embed="rId12"/>
+                    <a:stretch>
+                      <a:fillRect/>
+                    </a:stretch>
+                  </pic:blipFill>
+                  <pic:spPr>
+                    <a:xfrm>
+                      <a:off x="0" y="0"/>
+                      <a:ext cx="3881241" cy="761406"/>
+                    </a:xfrm>
+                    <a:prstGeom prst="rect">
+                      <a:avLst/>
+                    </a:prstGeom>
+                  </pic:spPr>
+                </pic:pic>
+              </a:graphicData>
+            </a:graphic>
+          </wp:inline>
+        </w:drawing>
+      </w:r>
+    </w:p>
+    <w:p>
+      <w:pPr>
+        <w:pStyle w:val="22"/>
+      </w:pPr>
+      <w:r>
+        <w:lastRenderedPageBreak/>
+        <w:t>8)</w:t>
+      </w:r>
+      <w:r>
+        <w:t>Создать 3 текстовых документа 1.</w:t>
+      </w:r>
+      <w:r>
+        <w:rPr>
+          <w:lang w:val="en-US"/>
+        </w:rPr>
+        <w:t>txt</w:t>
+      </w:r>
+      <w:r>
+        <w:t xml:space="preserve"> 2</w:t>
+      </w:r>
+      <w:r>
+        <w:t>.</w:t>
+      </w:r>
+      <w:r>
+        <w:rPr>
+          <w:lang w:val="en-US"/>
+        </w:rPr>
+        <w:t>txt</w:t>
+      </w:r>
+      <w:r>
+        <w:t xml:space="preserve"> 3</w:t>
+      </w:r>
+      <w:r>
+        <w:t>.</w:t>
+      </w:r>
+      <w:r>
+        <w:rPr>
+          <w:lang w:val="en-US"/>
+        </w:rPr>
+        <w:t>txt</w:t>
+      </w:r>
+    </w:p>
+    <w:p>
+      <w:pPr>
+        <w:pStyle w:val="22"/>
+      </w:pPr>
+      <w:r>
+        <w:t>9)</w:t>
+      </w:r>
+      <w:r>
+        <w:t xml:space="preserve">Изменить или добавить содержимое текстового документа с помощью редакторов </w:t>
+      </w:r>
+      <w:r>
+        <w:rPr>
+          <w:lang w:val="en-US"/>
+        </w:rPr>
+        <w:t>nano</w:t>
+      </w:r>
+      <w:r>
+        <w:t xml:space="preserve"> </w:t>
+      </w:r>
+      <w:r>
+        <w:t xml:space="preserve">и </w:t>
+      </w:r>
+      <w:r>
+        <w:rPr>
+          <w:lang w:val="en-US"/>
+        </w:rPr>
+        <w:t>vim</w:t>
+      </w:r>
+    </w:p>
+    <w:p>
+      <w:pPr>
+        <w:pStyle w:val="22"/>
+      </w:pPr>
+      <w:r>
+        <w:t>10</w:t>
+      </w:r>
+      <w:r>
+        <w:t>)</w:t>
+      </w:r>
+      <w:r>
+        <w:t>Скопировать и переименовать директорию с файлами</w:t>
+      </w:r>
+    </w:p>
+    <w:p>
+      <w:pPr>
+        <w:pStyle w:val="22"/>
+      </w:pPr>
+      <w:r>
+        <w:t>11</w:t>
+      </w:r>
+      <w:r>
+        <w:t>)</w:t>
+      </w:r>
+      <w:r>
+        <w:t>Заархивировать директорию</w:t>
+      </w:r>
+    </w:p>
+    <w:p>
+      <w:pPr>
+        <w:pStyle w:val="22"/>
+      </w:pPr>
+      <w:r>
+        <w:t>12</w:t>
+      </w:r>
+      <w:r>
+        <w:t>)</w:t>
+      </w:r>
+      <w:r>
+        <w:t>Разархивировать директорию</w:t>
+      </w:r>
+    </w:p>
+    <w:p>
+      <w:pPr>
+        <w:pStyle w:val="22"/>
+      </w:pPr>
+      <w:r>
+        <w:t>13</w:t>
+      </w:r>
+      <w:r>
+        <w:t>)</w:t>
+      </w:r>
+      <w:r>
+        <w:t xml:space="preserve">Посмотреть содержимое домашней директории и каталога </w:t>
+      </w:r>
+      <w:r>
+        <w:rPr>
+          <w:lang w:val="en-US"/>
+        </w:rPr>
+        <w:t>usr</w:t>
+      </w:r>
+      <w:r>
+        <w:t xml:space="preserve"> </w:t>
+      </w:r>
+      <w:r>
+        <w:t>одной командой</w:t>
+      </w:r>
+    </w:p>
+    <w:p>
+      <w:pPr>
+        <w:pStyle w:val="22"/>
+      </w:pPr>
+      <w:r>
+        <w:t>14</w:t>
+      </w:r>
+      <w:r>
+        <w:t>)</w:t>
+      </w:r>
+      <w:r>
+        <w:t>Посмотреть содержимое каталога в обртной</w:t>
+      </w:r>
+    </w:p>
+    <w:p>
+      <w:pPr>
+        <w:pStyle w:val="22"/>
+      </w:pPr>
+      <w:r>
+        <w:t>15)</w:t>
+      </w:r>
+      <w:r>
+        <w:t xml:space="preserve"> </w:t>
+      </w:r>
+      <w:r>
+        <w:t>Посмотреть права на директорию.</w:t>
+      </w:r>
+    </w:p>
+    <w:p>
+      <w:pPr>
+        <w:pStyle w:val="22"/>
+      </w:pPr>
+      <w:r>
+        <w:t>16</w:t>
+      </w:r>
+      <w:r>
+        <w:t>)</w:t>
+      </w:r>
+    </w:p>
+    <w:p>
+      <w:pPr>
+        <w:pStyle w:val="22"/>
+      </w:pPr>
+      <w:r>
+        <w:t>17</w:t>
+      </w:r>
+      <w:r>
+        <w:t>)</w:t>
+      </w:r>
+    </w:p>
+    <w:p>
+      <w:pPr>
+        <w:pStyle w:val="22"/>
+      </w:pPr>
+      <w:r>
+        <w:t>1</w:t>
+      </w:r>
+      <w:r>
+        <w:t>8)</w:t>
+      </w:r>
+    </w:p>
+    <w:p>
+      <w:pPr>
+        <w:pStyle w:val="22"/>
+      </w:pPr>
+      <w:r>
+        <w:t>1</w:t>
+      </w:r>
+      <w:r>
+        <w:t>9)</w:t>
+      </w:r>
+    </w:p>
+    <w:p>
+      <w:pPr>
+        <w:pStyle w:val="22"/>
+      </w:pPr>
+      <w:r>
+        <w:t>20</w:t>
+      </w:r>
+      <w:r>
+        <w:t>)</w:t>
+      </w:r>
+    </w:p>
+    <w:p>
+      <w:pPr>
+        <w:pStyle w:val="22"/>
+      </w:pPr>
+      <w:r>
+        <w:t>21</w:t>
+      </w:r>
+      <w:r>
+        <w:t>)</w:t>
+      </w:r>
+    </w:p>
+    <w:p>
+      <w:pPr>
+        <w:pStyle w:val="22"/>
+      </w:pPr>
+      <w:r>
+        <w:t>22</w:t>
+      </w:r>
+      <w:r>
+        <w:t>)</w:t>
+      </w:r>
+    </w:p>
+    <w:p>
+      <w:pPr>
+        <w:pStyle w:val="22"/>
+      </w:pPr>
+      <w:r>
+        <w:t>23</w:t>
+      </w:r>
+      <w:r>
+        <w:t>)</w:t>
+      </w:r>
+    </w:p>
+    <w:p>
+      <w:pPr>
+        <w:pStyle w:val="22"/>
+      </w:pPr>
+      <w:r>
+        <w:t>2</w:t>
+      </w:r>
+      <w:r>
+        <w:t>4</w:t>
+      </w:r>
+      <w:r>
+        <w:t>)</w:t>
+      </w:r>
+    </w:p>
+    <w:p>
+      <w:pPr>
+        <w:pStyle w:val="22"/>
+      </w:pPr>
+      <w:r>
+        <w:t>2</w:t>
+      </w:r>
+      <w:r>
+        <w:t>5)</w:t>
+      </w:r>
+    </w:p>
+    <w:p>
+      <w:pPr>
+        <w:pStyle w:val="22"/>
+      </w:pPr>
+      <w:r>
+        <w:t>2</w:t>
+      </w:r>
+      <w:r>
+        <w:t>6</w:t>
+      </w:r>
+      <w:r>
+        <w:t>)</w:t>
+      </w:r>
+    </w:p>
+    <w:p>
+      <w:pPr>
+        <w:pStyle w:val="22"/>
+      </w:pPr>
+      <w:r>
+        <w:t>2</w:t>
+      </w:r>
+      <w:r>
+        <w:t>7</w:t>
+      </w:r>
+      <w:r>
+        <w:t>)</w:t>
+      </w:r>
+    </w:p>
+    <w:p>
+      <w:pPr>
+        <w:pStyle w:val="22"/>
+      </w:pPr>
+      <w:r>
+        <w:t>2</w:t>
+      </w:r>
+      <w:r>
+        <w:t>8)</w:t>
+      </w:r>
+    </w:p>
+    <w:p>
+      <w:pPr>
+        <w:pStyle w:val="22"/>
+      </w:pPr>
+      <w:r>
+        <w:t>2</w:t>
+      </w:r>
+      <w:r>
+        <w:t>9)</w:t>
+      </w:r>
+    </w:p>
+    <w:p>
+      <w:pPr>
+        <w:pStyle w:val="22"/>
+      </w:pPr>
+      <w:r>
+        <w:t>3</w:t>
+      </w:r>
+      <w:r>
+        <w:t>0</w:t>
+      </w:r>
+      <w:r>
+        <w:t>)</w:t>
+      </w:r>
+    </w:p>
+    <w:p>
+      <w:pPr>
+        <w:pStyle w:val="22"/>
+      </w:pPr>
+      <w:r>
+        <w:t>3</w:t>
+      </w:r>
+      <w:r>
+        <w:t>1</w:t>
+      </w:r>
+      <w:r>
+        <w:t>)</w:t>
+      </w:r>
+    </w:p>
+    <w:p>
+      <w:pPr>
+        <w:pStyle w:val="22"/>
+      </w:pPr>
+      <w:r>
+        <w:t>3</w:t>
+      </w:r>
+      <w:r>
+        <w:t>2</w:t>
+      </w:r>
+      <w:r>
+        <w:t>)</w:t>
+      </w:r>
+    </w:p>
+    <w:p>
+      <w:pPr>
+        <w:rPr>
+          <w:lang w:val="ru-RU" w:eastAsia="en-US"/>
+        </w:rPr>
+      </w:pPr>
+    </w:p>
+    <w:p>
+      <w:pPr>
+        <w:rPr>
+          <w:lang w:val="ru-RU" w:eastAsia="en-US"/>
+        </w:rPr>
+      </w:pPr>
+    </w:p>
+    <w:p>
+      <w:pPr>
+        <w:rPr>
+          <w:lang w:val="ru-RU" w:eastAsia="en-US"/>
+        </w:rPr>
+      </w:pPr>
+    </w:p>
+    <w:p>
+      <w:pPr>
+        <w:rPr>
+          <w:lang w:val="ru-RU" w:eastAsia="en-US"/>
+        </w:rPr>
+      </w:pPr>
+    </w:p>
+    <w:p>
+      <w:pPr>
+        <w:rPr>
+          <w:lang w:val="ru-RU" w:eastAsia="en-US"/>
+        </w:rPr>
+      </w:pPr>
+    </w:p>
+    <w:p>
+      <w:pPr>
+        <w:rPr>
+          <w:lang w:val="ru-RU" w:eastAsia="en-US"/>
+        </w:rPr>
+      </w:pPr>
+    </w:p>
+    <w:p>
+      <w:pPr>
+        <w:rPr>
+          <w:lang w:val="ru-RU" w:eastAsia="en-US"/>
+        </w:rPr>
+      </w:pPr>
+    </w:p>
+    <w:p>
+      <w:pPr>
+        <w:rPr>
+          <w:lang w:val="ru-RU" w:eastAsia="en-US"/>
+        </w:rPr>
+      </w:pPr>
+    </w:p>
+    <w:p>
+      <w:pPr>
+        <w:rPr>
+          <w:lang w:val="ru-RU" w:eastAsia="en-US"/>
+        </w:rPr>
+      </w:pPr>
+    </w:p>
+    <w:p>
+      <w:pPr>
+        <w:rPr>
+          <w:lang w:val="ru-RU" w:eastAsia="en-US"/>
+        </w:rPr>
+      </w:pPr>
+    </w:p>
+    <w:p>
+      <w:pPr>
+        <w:rPr>
+          <w:lang w:val="ru-RU" w:eastAsia="en-US"/>
+        </w:rPr>
+      </w:pPr>
+    </w:p>
+    <w:p>
+      <w:pPr>
+        <w:rPr>
+          <w:lang w:val="ru-RU" w:eastAsia="en-US"/>
+        </w:rPr>
+      </w:pPr>
+    </w:p>
+    <w:p>
+      <w:pPr>
+        <w:rPr>
+          <w:lang w:val="ru-RU" w:eastAsia="en-US"/>
+        </w:rPr>
+      </w:pPr>
+    </w:p>
+    <w:p>
+      <w:pPr>
+        <w:rPr>
+          <w:lang w:val="ru-RU" w:eastAsia="en-US"/>
+        </w:rPr>
+      </w:pPr>
+    </w:p>
+    <w:p>
+      <w:pPr>
+        <w:rPr>
+          <w:lang w:val="ru-RU" w:eastAsia="en-US"/>
+        </w:rPr>
+      </w:pPr>
+    </w:p>
+    <w:p>
+      <w:pPr>
+        <w:rPr>
+          <w:lang w:val="ru-RU" w:eastAsia="en-US"/>
+        </w:rPr>
+      </w:pPr>
+    </w:p>
+    <w:p>
+      <w:pPr>
+        <w:rPr>
+          <w:lang w:val="ru-RU" w:eastAsia="en-US"/>
+        </w:rPr>
+      </w:pPr>
+    </w:p>
+    <w:p>
+      <w:pPr>
+        <w:rPr>
+          <w:lang w:val="ru-RU" w:eastAsia="en-US"/>
+        </w:rPr>
+      </w:pPr>
+    </w:p>
+    <w:p>
+      <w:pPr>
+        <w:rPr>
+          <w:lang w:val="ru-RU" w:eastAsia="en-US"/>
+        </w:rPr>
+      </w:pPr>
+    </w:p>
+    <w:p>
+      <w:pPr>
+        <w:rPr>
+          <w:lang w:val="ru-RU" w:eastAsia="en-US"/>
+        </w:rPr>
+      </w:pPr>
+    </w:p>
+    <w:p>
+      <w:pPr>
+        <w:rPr>
+          <w:lang w:val="ru-RU" w:eastAsia="en-US"/>
+        </w:rPr>
+      </w:pPr>
+    </w:p>
+    <w:p>
+      <w:pPr>
+        <w:rPr>
+          <w:lang w:val="ru-RU" w:eastAsia="en-US"/>
+        </w:rPr>
+      </w:pPr>
+    </w:p>
+    <w:p>
+      <w:pPr>
+        <w:rPr>
+          <w:lang w:val="ru-RU" w:eastAsia="en-US"/>
+        </w:rPr>
+      </w:pPr>
+    </w:p>
+    <w:p>
+      <w:pPr>
+        <w:rPr>
+          <w:lang w:val="ru-RU" w:eastAsia="en-US"/>
+        </w:rPr>
+      </w:pPr>
+    </w:p>
+    <w:p>
+      <w:pPr>
+        <w:rPr>
+          <w:lang w:val="ru-RU" w:eastAsia="en-US"/>
+        </w:rPr>
+      </w:pPr>
+    </w:p>
+    <w:p>
+      <w:pPr>
+        <w:rPr>
+          <w:lang w:val="ru-RU" w:eastAsia="en-US"/>
+        </w:rPr>
+      </w:pPr>
+    </w:p>
+    <w:p>
+      <w:pPr>
+        <w:rPr>
+          <w:lang w:val="ru-RU" w:eastAsia="en-US"/>
+        </w:rPr>
+      </w:pPr>
+    </w:p>
+    <w:p>
+      <w:pPr>
+        <w:rPr>
+          <w:lang w:val="ru-RU" w:eastAsia="en-US"/>
+        </w:rPr>
+      </w:pPr>
+    </w:p>
+    <w:p>
+      <w:pPr>
+        <w:rPr>
+          <w:lang w:val="ru-RU"/>
+        </w:rPr>
+      </w:pPr>
+    </w:p>
+    <w:p>
+      <w:pPr>
+        <w:pStyle w:val="1"/>
+      </w:pPr>
+      <w:bookmarkStart w:id="1" w:name="_Toc184332875"/>
+      <w:r>
+        <w:lastRenderedPageBreak/>
+        <w:t>Практическая</w:t>
+      </w:r>
+      <w:r>
+        <w:t xml:space="preserve"> работа №2</w:t>
+      </w:r>
+      <w:bookmarkEnd w:id="1"/>
+    </w:p>
+    <w:p>
+      <w:pPr>
+        <w:pStyle w:val="a3"/>
+      </w:pPr>
+      <w:bookmarkStart w:id="2" w:name="_Toc184332876"/>
+      <w:r>
+        <w:t>2.1</w:t>
+      </w:r>
+      <w:bookmarkEnd w:id="2"/>
+    </w:p>
+    <w:p>
+      <w:pPr>
+        <w:pStyle w:val="22"/>
+      </w:pPr>
+      <w:bookmarkStart w:id="3" w:name="_Toc184332877"/>
+      <w:r>
+        <w:t>df</w:t>
+      </w:r>
+      <w:bookmarkEnd w:id="3"/>
+    </w:p>
+    <w:p>
+      <w:pPr>
+        <w:spacing w:after="0"/>
+        <w:jc w:val="center"/>
+        <w:rPr>
+          <w:lang w:eastAsia="en-US"/>
+        </w:rPr>
+      </w:pPr>
+      <w:r>
+        <w:rPr>
+          <w:noProof/>
+        </w:rPr>
+        <w:drawing>
+          <wp:inline distT="0" distB="0" distL="0" distR="0" wp14:anchorId="41DE4E78" wp14:editId="052F8A73">
+            <wp:extent cx="5191125" cy="2636256"/>
+            <wp:effectExtent l="0" t="0" r="0" b="0"/>
+            <wp:docPr id="4" name="Рисунок 4"/>
+            <wp:cNvGraphicFramePr>
+              <a:graphicFrameLocks xmlns:a="http://schemas.openxmlformats.org/drawingml/2006/main" noChangeAspect="1"/>
+            </wp:cNvGraphicFramePr>
+            <a:graphic xmlns:a="http://schemas.openxmlformats.org/drawingml/2006/main">
+              <a:graphicData uri="http://schemas.openxmlformats.org/drawingml/2006/picture">
+                <pic:pic xmlns:pic="http://schemas.openxmlformats.org/drawingml/2006/picture">
+                  <pic:nvPicPr>
+                    <pic:cNvPr id="1" name=""/>
+                    <pic:cNvPicPr/>
+                  </pic:nvPicPr>
+                  <pic:blipFill>
+                    <a:blip r:embed="rId13"/>
+                    <a:stretch>
+                      <a:fillRect/>
+                    </a:stretch>
+                  </pic:blipFill>
+                  <pic:spPr>
+                    <a:xfrm>
+                      <a:off x="0" y="0"/>
+                      <a:ext cx="5254321" cy="2668350"/>
+                    </a:xfrm>
+                    <a:prstGeom prst="rect">
+                      <a:avLst/>
+                    </a:prstGeom>
+                  </pic:spPr>
+                </pic:pic>
+              </a:graphicData>
+            </a:graphic>
+          </wp:inline>
+        </w:drawing>
+      </w:r>
+    </w:p>
+    <w:p>
+      <w:pPr>
+        <w:spacing w:after="0"/>
+        <w:jc w:val="center"/>
+        <w:rPr>
+          <w:lang w:eastAsia="en-US"/>
+        </w:rPr>
+      </w:pPr>
+      <w:r>
+        <w:rPr>
+          <w:noProof/>
+        </w:rPr>
+        <w:drawing>
+          <wp:inline distT="0" distB="0" distL="0" distR="0" wp14:anchorId="6274C518" wp14:editId="7B78C851">
+            <wp:extent cx="5162550" cy="2621745"/>
+            <wp:effectExtent l="0" t="0" r="0" b="7620"/>
+            <wp:docPr id="6" name="Рисунок 6"/>
+            <wp:cNvGraphicFramePr>
+              <a:graphicFrameLocks xmlns:a="http://schemas.openxmlformats.org/drawingml/2006/main" noChangeAspect="1"/>
+            </wp:cNvGraphicFramePr>
+            <a:graphic xmlns:a="http://schemas.openxmlformats.org/drawingml/2006/main">
+              <a:graphicData uri="http://schemas.openxmlformats.org/drawingml/2006/picture">
+                <pic:pic xmlns:pic="http://schemas.openxmlformats.org/drawingml/2006/picture">
+                  <pic:nvPicPr>
+                    <pic:cNvPr id="1" name=""/>
+                    <pic:cNvPicPr/>
+                  </pic:nvPicPr>
+                  <pic:blipFill>
+                    <a:blip r:embed="rId14"/>
+                    <a:stretch>
+                      <a:fillRect/>
+                    </a:stretch>
+                  </pic:blipFill>
+                  <pic:spPr>
+                    <a:xfrm>
+                      <a:off x="0" y="0"/>
+                      <a:ext cx="5205491" cy="2643552"/>
+                    </a:xfrm>
+                    <a:prstGeom prst="rect">
+                      <a:avLst/>
+                    </a:prstGeom>
+                  </pic:spPr>
+                </pic:pic>
+              </a:graphicData>
+            </a:graphic>
+          </wp:inline>
+        </w:drawing>
+      </w:r>
+    </w:p>
+    <w:p>
+      <w:pPr>
+        <w:pStyle w:val="22"/>
+      </w:pPr>
+      <w:bookmarkStart w:id="4" w:name="_Toc184332878"/>
+      <w:r>
+        <w:rPr>
+          <w:lang w:val="en-US"/>
+        </w:rPr>
+        <w:t>d</w:t>
+      </w:r>
+      <w:r>
+        <w:t>u</w:t>
+      </w:r>
+      <w:bookmarkEnd w:id="4"/>
+    </w:p>
+    <w:p>
+      <w:pPr>
+        <w:jc w:val="center"/>
+        <w:rPr>
+          <w:lang w:val="ru-RU" w:eastAsia="ru-RU"/>
+        </w:rPr>
+      </w:pPr>
+      <w:r>
+        <w:rPr>
+          <w:noProof/>
+        </w:rPr>
+        <w:drawing>
+          <wp:inline distT="0" distB="0" distL="0" distR="0" wp14:anchorId="47628F3B" wp14:editId="72203672">
+            <wp:extent cx="5410200" cy="2747512"/>
+            <wp:effectExtent l="0" t="0" r="0" b="0"/>
+            <wp:docPr id="5" name="Рисунок 5"/>
+            <wp:cNvGraphicFramePr>
+              <a:graphicFrameLocks xmlns:a="http://schemas.openxmlformats.org/drawingml/2006/main" noChangeAspect="1"/>
+            </wp:cNvGraphicFramePr>
+            <a:graphic xmlns:a="http://schemas.openxmlformats.org/drawingml/2006/main">
+              <a:graphicData uri="http://schemas.openxmlformats.org/drawingml/2006/picture">
+                <pic:pic xmlns:pic="http://schemas.openxmlformats.org/drawingml/2006/picture">
+                  <pic:nvPicPr>
+                    <pic:cNvPr id="1" name=""/>
+                    <pic:cNvPicPr/>
+                  </pic:nvPicPr>
+                  <pic:blipFill>
+                    <a:blip r:embed="rId15"/>
+                    <a:stretch>
+                      <a:fillRect/>
+                    </a:stretch>
+                  </pic:blipFill>
+                  <pic:spPr>
+                    <a:xfrm>
+                      <a:off x="0" y="0"/>
+                      <a:ext cx="5466872" cy="2776292"/>
+                    </a:xfrm>
+                    <a:prstGeom prst="rect">
+                      <a:avLst/>
+                    </a:prstGeom>
+                  </pic:spPr>
+                </pic:pic>
+              </a:graphicData>
+            </a:graphic>
+          </wp:inline>
+        </w:drawing>
+      </w:r>
+    </w:p>
+    <w:p>
+      <w:pPr>
+        <w:pStyle w:val="22"/>
+      </w:pPr>
+      <w:bookmarkStart w:id="5" w:name="_Toc184332879"/>
+      <w:r>
+        <w:rPr>
+          <w:lang w:val="en-US"/>
+        </w:rPr>
+        <w:lastRenderedPageBreak/>
+        <w:t>f</w:t>
+      </w:r>
+      <w:r>
+        <w:t>ree</w:t>
+      </w:r>
+      <w:bookmarkEnd w:id="5"/>
+    </w:p>
+    <w:p>
+      <w:pPr>
+        <w:jc w:val="center"/>
+      </w:pPr>
+      <w:r>
+        <w:rPr>
+          <w:noProof/>
+        </w:rPr>
+        <w:drawing>
+          <wp:inline distT="0" distB="0" distL="0" distR="0" wp14:anchorId="54333FAA" wp14:editId="21B6909C">
+            <wp:extent cx="5372100" cy="2728165"/>
+            <wp:effectExtent l="0" t="0" r="0" b="0"/>
+            <wp:docPr id="8" name="Рисунок 8"/>
+            <wp:cNvGraphicFramePr>
+              <a:graphicFrameLocks xmlns:a="http://schemas.openxmlformats.org/drawingml/2006/main" noChangeAspect="1"/>
+            </wp:cNvGraphicFramePr>
+            <a:graphic xmlns:a="http://schemas.openxmlformats.org/drawingml/2006/main">
+              <a:graphicData uri="http://schemas.openxmlformats.org/drawingml/2006/picture">
+                <pic:pic xmlns:pic="http://schemas.openxmlformats.org/drawingml/2006/picture">
+                  <pic:nvPicPr>
+                    <pic:cNvPr id="1" name=""/>
+                    <pic:cNvPicPr/>
+                  </pic:nvPicPr>
+                  <pic:blipFill>
+                    <a:blip r:embed="rId16"/>
+                    <a:stretch>
+                      <a:fillRect/>
+                    </a:stretch>
+                  </pic:blipFill>
+                  <pic:spPr>
+                    <a:xfrm>
+                      <a:off x="0" y="0"/>
+                      <a:ext cx="5414888" cy="2749895"/>
+                    </a:xfrm>
+                    <a:prstGeom prst="rect">
+                      <a:avLst/>
+                    </a:prstGeom>
+                  </pic:spPr>
+                </pic:pic>
+              </a:graphicData>
+            </a:graphic>
+          </wp:inline>
+        </w:drawing>
+      </w:r>
+    </w:p>
+    <w:p>
+      <w:pPr>
+        <w:pStyle w:val="22"/>
+      </w:pPr>
+      <w:bookmarkStart w:id="6" w:name="_Toc184332880"/>
+      <w:r>
+        <w:rPr>
+          <w:lang w:val="en-US"/>
+        </w:rPr>
+        <w:t>i</w:t>
+      </w:r>
+      <w:r>
+        <w:t>ostat</w:t>
+      </w:r>
+      <w:bookmarkEnd w:id="6"/>
+    </w:p>
+    <w:p>
+      <w:pPr>
+        <w:jc w:val="center"/>
+        <w:rPr>
+          <w:lang w:val="ru-RU" w:eastAsia="ru-RU"/>
+        </w:rPr>
+      </w:pPr>
+      <w:r>
+        <w:rPr>
+          <w:noProof/>
+        </w:rPr>
+        <w:drawing>
+          <wp:inline distT="0" distB="0" distL="0" distR="0" wp14:anchorId="5A0BEF8F" wp14:editId="60741BDE">
+            <wp:extent cx="5381625" cy="2733000"/>
+            <wp:effectExtent l="0" t="0" r="0" b="0"/>
+            <wp:docPr id="9" name="Рисунок 9"/>
+            <wp:cNvGraphicFramePr>
+              <a:graphicFrameLocks xmlns:a="http://schemas.openxmlformats.org/drawingml/2006/main" noChangeAspect="1"/>
+            </wp:cNvGraphicFramePr>
+            <a:graphic xmlns:a="http://schemas.openxmlformats.org/drawingml/2006/main">
+              <a:graphicData uri="http://schemas.openxmlformats.org/drawingml/2006/picture">
+                <pic:pic xmlns:pic="http://schemas.openxmlformats.org/drawingml/2006/picture">
+                  <pic:nvPicPr>
+                    <pic:cNvPr id="1" name=""/>
+                    <pic:cNvPicPr/>
+                  </pic:nvPicPr>
+                  <pic:blipFill>
+                    <a:blip r:embed="rId17"/>
+                    <a:stretch>
+                      <a:fillRect/>
+                    </a:stretch>
+                  </pic:blipFill>
+                  <pic:spPr>
+                    <a:xfrm>
+                      <a:off x="0" y="0"/>
+                      <a:ext cx="5408964" cy="2746884"/>
+                    </a:xfrm>
+                    <a:prstGeom prst="rect">
+                      <a:avLst/>
+                    </a:prstGeom>
+                  </pic:spPr>
+                </pic:pic>
+              </a:graphicData>
+            </a:graphic>
+          </wp:inline>
+        </w:drawing>
+      </w:r>
+    </w:p>
+    <w:p>
+      <w:pPr>
+        <w:pStyle w:val="22"/>
+      </w:pPr>
+      <w:bookmarkStart w:id="7" w:name="_Toc184332881"/>
+      <w:r>
+        <w:rPr>
+          <w:lang w:val="en-US"/>
+        </w:rPr>
+        <w:t>m</w:t>
+      </w:r>
+      <w:r>
+        <w:t>pstat</w:t>
+      </w:r>
+      <w:bookmarkEnd w:id="7"/>
+    </w:p>
+    <w:p>
+      <w:pPr>
+        <w:jc w:val="center"/>
+        <w:rPr>
+          <w:lang w:val="ru-RU" w:eastAsia="ru-RU"/>
+        </w:rPr>
+      </w:pPr>
+      <w:r>
+        <w:rPr>
+          <w:noProof/>
+        </w:rPr>
+        <w:drawing>
+          <wp:inline distT="0" distB="0" distL="0" distR="0" wp14:anchorId="0883877D" wp14:editId="6F6347B2">
+            <wp:extent cx="5365750" cy="2724939"/>
+            <wp:effectExtent l="0" t="0" r="6350" b="0"/>
+            <wp:docPr id="10" name="Рисунок 10"/>
+            <wp:cNvGraphicFramePr>
+              <a:graphicFrameLocks xmlns:a="http://schemas.openxmlformats.org/drawingml/2006/main" noChangeAspect="1"/>
+            </wp:cNvGraphicFramePr>
+            <a:graphic xmlns:a="http://schemas.openxmlformats.org/drawingml/2006/main">
+              <a:graphicData uri="http://schemas.openxmlformats.org/drawingml/2006/picture">
+                <pic:pic xmlns:pic="http://schemas.openxmlformats.org/drawingml/2006/picture">
+                  <pic:nvPicPr>
+                    <pic:cNvPr id="1" name=""/>
+                    <pic:cNvPicPr/>
+                  </pic:nvPicPr>
+                  <pic:blipFill>
+                    <a:blip r:embed="rId18"/>
+                    <a:stretch>
+                      <a:fillRect/>
+                    </a:stretch>
+                  </pic:blipFill>
+                  <pic:spPr>
+                    <a:xfrm>
+                      <a:off x="0" y="0"/>
+                      <a:ext cx="5374342" cy="2729302"/>
+                    </a:xfrm>
+                    <a:prstGeom prst="rect">
+                      <a:avLst/>
+                    </a:prstGeom>
+                  </pic:spPr>
+                </pic:pic>
+              </a:graphicData>
+            </a:graphic>
+          </wp:inline>
+        </w:drawing>
+      </w:r>
+    </w:p>
+    <w:p>
+      <w:pPr>
+        <w:pStyle w:val="22"/>
+      </w:pPr>
+      <w:bookmarkStart w:id="8" w:name="_Toc184332882"/>
+      <w:r>
+        <w:rPr>
+          <w:lang w:val="en-US"/>
+        </w:rPr>
+        <w:lastRenderedPageBreak/>
+        <w:t>v</w:t>
+      </w:r>
+      <w:r>
+        <w:t>mstat</w:t>
+      </w:r>
+      <w:bookmarkEnd w:id="8"/>
+    </w:p>
+    <w:p>
+      <w:pPr>
+        <w:jc w:val="center"/>
+        <w:rPr>
+          <w:lang w:val="ru-RU" w:eastAsia="ru-RU"/>
+        </w:rPr>
+      </w:pPr>
+      <w:r>
+        <w:rPr>
+          <w:noProof/>
+        </w:rPr>
+        <w:drawing>
+          <wp:inline distT="0" distB="0" distL="0" distR="0" wp14:anchorId="067760FE" wp14:editId="7C15C134">
+            <wp:extent cx="5376863" cy="2730583"/>
+            <wp:effectExtent l="0" t="0" r="0" b="0"/>
+            <wp:docPr id="11" name="Рисунок 11"/>
+            <wp:cNvGraphicFramePr>
+              <a:graphicFrameLocks xmlns:a="http://schemas.openxmlformats.org/drawingml/2006/main" noChangeAspect="1"/>
+            </wp:cNvGraphicFramePr>
+            <a:graphic xmlns:a="http://schemas.openxmlformats.org/drawingml/2006/main">
+              <a:graphicData uri="http://schemas.openxmlformats.org/drawingml/2006/picture">
+                <pic:pic xmlns:pic="http://schemas.openxmlformats.org/drawingml/2006/picture">
+                  <pic:nvPicPr>
+                    <pic:cNvPr id="1" name=""/>
+                    <pic:cNvPicPr/>
+                  </pic:nvPicPr>
+                  <pic:blipFill>
+                    <a:blip r:embed="rId19"/>
+                    <a:stretch>
+                      <a:fillRect/>
+                    </a:stretch>
+                  </pic:blipFill>
+                  <pic:spPr>
+                    <a:xfrm>
+                      <a:off x="0" y="0"/>
+                      <a:ext cx="5390784" cy="2737653"/>
+                    </a:xfrm>
+                    <a:prstGeom prst="rect">
+                      <a:avLst/>
+                    </a:prstGeom>
+                  </pic:spPr>
+                </pic:pic>
+              </a:graphicData>
+            </a:graphic>
+          </wp:inline>
+        </w:drawing>
+      </w:r>
+    </w:p>
+    <w:p>
+      <w:pPr>
+        <w:pStyle w:val="22"/>
+      </w:pPr>
+      <w:bookmarkStart w:id="9" w:name="_Toc184332883"/>
+      <w:r>
+        <w:t>w</w:t>
+      </w:r>
+      <w:bookmarkEnd w:id="9"/>
+    </w:p>
+    <w:p>
+      <w:pPr>
+        <w:jc w:val="center"/>
+        <w:rPr>
+          <w:lang w:val="ru-RU" w:eastAsia="ru-RU"/>
+        </w:rPr>
+      </w:pPr>
+      <w:r>
+        <w:rPr>
+          <w:noProof/>
+        </w:rPr>
+        <w:drawing>
+          <wp:inline distT="0" distB="0" distL="0" distR="0" wp14:anchorId="43ABB3AE" wp14:editId="56446340">
+            <wp:extent cx="5400675" cy="2742675"/>
+            <wp:effectExtent l="0" t="0" r="0" b="635"/>
+            <wp:docPr id="12" name="Рисунок 12"/>
+            <wp:cNvGraphicFramePr>
+              <a:graphicFrameLocks xmlns:a="http://schemas.openxmlformats.org/drawingml/2006/main" noChangeAspect="1"/>
+            </wp:cNvGraphicFramePr>
+            <a:graphic xmlns:a="http://schemas.openxmlformats.org/drawingml/2006/main">
+              <a:graphicData uri="http://schemas.openxmlformats.org/drawingml/2006/picture">
+                <pic:pic xmlns:pic="http://schemas.openxmlformats.org/drawingml/2006/picture">
+                  <pic:nvPicPr>
+                    <pic:cNvPr id="1" name=""/>
+                    <pic:cNvPicPr/>
+                  </pic:nvPicPr>
+                  <pic:blipFill>
+                    <a:blip r:embed="rId20"/>
+                    <a:stretch>
+                      <a:fillRect/>
+                    </a:stretch>
+                  </pic:blipFill>
+                  <pic:spPr>
+                    <a:xfrm>
+                      <a:off x="0" y="0"/>
+                      <a:ext cx="5444456" cy="2764909"/>
+                    </a:xfrm>
+                    <a:prstGeom prst="rect">
+                      <a:avLst/>
+                    </a:prstGeom>
+                  </pic:spPr>
+                </pic:pic>
+              </a:graphicData>
+            </a:graphic>
+          </wp:inline>
+        </w:drawing>
+      </w:r>
+    </w:p>
+    <w:p>
+      <w:pPr>
+        <w:pStyle w:val="22"/>
+      </w:pPr>
+      <w:bookmarkStart w:id="10" w:name="_Toc184332884"/>
+      <w:r>
+        <w:rPr>
+          <w:lang w:val="en-US"/>
+        </w:rPr>
+        <w:t>h</w:t>
+      </w:r>
+      <w:r>
+        <w:t>top</w:t>
+      </w:r>
+      <w:bookmarkEnd w:id="10"/>
+    </w:p>
+    <w:p>
+      <w:pPr>
+        <w:jc w:val="center"/>
+        <w:rPr>
+          <w:lang w:val="ru-RU" w:eastAsia="ru-RU"/>
+        </w:rPr>
+      </w:pPr>
+      <w:r>
+        <w:rPr>
+          <w:noProof/>
+        </w:rPr>
+        <w:drawing>
+          <wp:inline distT="0" distB="0" distL="0" distR="0" wp14:anchorId="0458D115" wp14:editId="14E50B2D">
+            <wp:extent cx="5376862" cy="2730583"/>
+            <wp:effectExtent l="0" t="0" r="0" b="0"/>
+            <wp:docPr id="13" name="Рисунок 13"/>
+            <wp:cNvGraphicFramePr>
+              <a:graphicFrameLocks xmlns:a="http://schemas.openxmlformats.org/drawingml/2006/main" noChangeAspect="1"/>
+            </wp:cNvGraphicFramePr>
+            <a:graphic xmlns:a="http://schemas.openxmlformats.org/drawingml/2006/main">
+              <a:graphicData uri="http://schemas.openxmlformats.org/drawingml/2006/picture">
+                <pic:pic xmlns:pic="http://schemas.openxmlformats.org/drawingml/2006/picture">
+                  <pic:nvPicPr>
+                    <pic:cNvPr id="1" name=""/>
+                    <pic:cNvPicPr/>
+                  </pic:nvPicPr>
+                  <pic:blipFill>
+                    <a:blip r:embed="rId21"/>
+                    <a:stretch>
+                      <a:fillRect/>
+                    </a:stretch>
+                  </pic:blipFill>
+                  <pic:spPr>
+                    <a:xfrm>
+                      <a:off x="0" y="0"/>
+                      <a:ext cx="5398475" cy="2741559"/>
+                    </a:xfrm>
+                    <a:prstGeom prst="rect">
+                      <a:avLst/>
+                    </a:prstGeom>
+                  </pic:spPr>
+                </pic:pic>
+              </a:graphicData>
+            </a:graphic>
+          </wp:inline>
+        </w:drawing>
+      </w:r>
+    </w:p>
+    <w:p>
+      <w:pPr>
+        <w:pStyle w:val="a3"/>
+      </w:pPr>
+      <w:r>
+        <w:lastRenderedPageBreak/>
+        <w:tab/>
+      </w:r>
+      <w:r>
+        <w:t>2.2</w:t>
+      </w:r>
+    </w:p>
+    <w:p>
+      <w:pPr>
+        <w:rPr>
+          <w:lang w:eastAsia="ru-RU"/>
+        </w:rPr>
+      </w:pPr>
+    </w:p>
     <w:sectPr>
       <w:type w:val="continuous"/>
       <w:pgSz w:w="11906" w:h="16838" w:code="9"/>
@@ -1275,8 +3717,8 @@
   <w:latentStyles w:defLockedState="0" w:defUIPriority="99" w:defSemiHidden="0" w:defUnhideWhenUsed="0" w:defQFormat="0" w:count="376">
     <w:lsdException w:name="Normal" w:uiPriority="0" w:qFormat="1"/>
     <w:lsdException w:name="heading 1" w:uiPriority="9" w:qFormat="1"/>
-    <w:lsdException w:name="heading 2" w:semiHidden="1" w:uiPriority="9" w:unhideWhenUsed="1" w:qFormat="1"/>
-    <w:lsdException w:name="heading 3" w:semiHidden="1" w:uiPriority="9" w:unhideWhenUsed="1" w:qFormat="1"/>
+    <w:lsdException w:name="heading 2" w:semiHidden="1" w:uiPriority="9" w:unhideWhenUsed="1"/>
+    <w:lsdException w:name="heading 3" w:semiHidden="1" w:uiPriority="9" w:unhideWhenUsed="1"/>
     <w:lsdException w:name="heading 4" w:semiHidden="1" w:uiPriority="9" w:unhideWhenUsed="1" w:qFormat="1"/>
     <w:lsdException w:name="heading 5" w:semiHidden="1" w:uiPriority="9" w:unhideWhenUsed="1" w:qFormat="1"/>
     <w:lsdException w:name="heading 6" w:semiHidden="1" w:uiPriority="9" w:unhideWhenUsed="1" w:qFormat="1"/>
@@ -1335,7 +3777,7 @@
     <w:lsdException w:name="List Number 3" w:semiHidden="1" w:unhideWhenUsed="1"/>
     <w:lsdException w:name="List Number 4" w:semiHidden="1" w:unhideWhenUsed="1"/>
     <w:lsdException w:name="List Number 5" w:semiHidden="1" w:unhideWhenUsed="1"/>
-    <w:lsdException w:name="Title" w:uiPriority="10" w:qFormat="1"/>
+    <w:lsdException w:name="Title" w:uiPriority="10"/>
     <w:lsdException w:name="Closing" w:semiHidden="1" w:unhideWhenUsed="1"/>
     <w:lsdException w:name="Signature" w:semiHidden="1" w:unhideWhenUsed="1"/>
     <w:lsdException w:name="Default Paragraph Font" w:semiHidden="1" w:uiPriority="1" w:unhideWhenUsed="1"/>
@@ -1360,8 +3802,8 @@
     <w:lsdException w:name="Block Text" w:semiHidden="1" w:unhideWhenUsed="1"/>
     <w:lsdException w:name="Hyperlink" w:semiHidden="1" w:unhideWhenUsed="1"/>
     <w:lsdException w:name="FollowedHyperlink" w:semiHidden="1" w:unhideWhenUsed="1"/>
-    <w:lsdException w:name="Strong" w:uiPriority="22" w:qFormat="1"/>
-    <w:lsdException w:name="Emphasis" w:uiPriority="20" w:qFormat="1"/>
+    <w:lsdException w:name="Strong" w:uiPriority="22"/>
+    <w:lsdException w:name="Emphasis" w:uiPriority="20"/>
     <w:lsdException w:name="Document Map" w:semiHidden="1" w:unhideWhenUsed="1"/>
     <w:lsdException w:name="Plain Text" w:semiHidden="1" w:unhideWhenUsed="1"/>
     <w:lsdException w:name="E-mail Signature" w:semiHidden="1" w:unhideWhenUsed="1"/>
@@ -1430,7 +3872,7 @@
     <w:lsdException w:name="Table Grid" w:uiPriority="0" w:qFormat="1"/>
     <w:lsdException w:name="Table Theme" w:semiHidden="1" w:unhideWhenUsed="1"/>
     <w:lsdException w:name="Placeholder Text" w:semiHidden="1"/>
-    <w:lsdException w:name="No Spacing" w:uiPriority="1" w:qFormat="1"/>
+    <w:lsdException w:name="No Spacing" w:uiPriority="1"/>
     <w:lsdException w:name="Light Shading" w:uiPriority="60"/>
     <w:lsdException w:name="Light List" w:uiPriority="61"/>
     <w:lsdException w:name="Light Grid" w:uiPriority="62"/>
@@ -1452,9 +3894,9 @@
     <w:lsdException w:name="Medium Shading 2 Accent 1" w:uiPriority="64"/>
     <w:lsdException w:name="Medium List 1 Accent 1" w:uiPriority="65"/>
     <w:lsdException w:name="Revision" w:semiHidden="1"/>
-    <w:lsdException w:name="List Paragraph" w:uiPriority="34" w:qFormat="1"/>
-    <w:lsdException w:name="Quote" w:uiPriority="29" w:qFormat="1"/>
-    <w:lsdException w:name="Intense Quote" w:uiPriority="30" w:qFormat="1"/>
+    <w:lsdException w:name="List Paragraph" w:uiPriority="34"/>
+    <w:lsdException w:name="Quote" w:uiPriority="29"/>
+    <w:lsdException w:name="Intense Quote" w:uiPriority="30"/>
     <w:lsdException w:name="Medium List 2 Accent 1" w:uiPriority="66"/>
     <w:lsdException w:name="Medium Grid 1 Accent 1" w:uiPriority="67"/>
     <w:lsdException w:name="Medium Grid 2 Accent 1" w:uiPriority="68"/>
@@ -1533,13 +3975,13 @@
     <w:lsdException w:name="Colorful Shading Accent 6" w:uiPriority="71"/>
     <w:lsdException w:name="Colorful List Accent 6" w:uiPriority="72"/>
     <w:lsdException w:name="Colorful Grid Accent 6" w:uiPriority="73"/>
-    <w:lsdException w:name="Subtle Emphasis" w:uiPriority="19" w:qFormat="1"/>
-    <w:lsdException w:name="Intense Emphasis" w:uiPriority="21" w:qFormat="1"/>
-    <w:lsdException w:name="Subtle Reference" w:uiPriority="31" w:qFormat="1"/>
-    <w:lsdException w:name="Intense Reference" w:uiPriority="32" w:qFormat="1"/>
-    <w:lsdException w:name="Book Title" w:uiPriority="33" w:qFormat="1"/>
+    <w:lsdException w:name="Subtle Emphasis" w:uiPriority="19"/>
+    <w:lsdException w:name="Intense Emphasis" w:uiPriority="21"/>
+    <w:lsdException w:name="Subtle Reference" w:uiPriority="31"/>
+    <w:lsdException w:name="Intense Reference" w:uiPriority="32"/>
+    <w:lsdException w:name="Book Title" w:uiPriority="33"/>
     <w:lsdException w:name="Bibliography" w:semiHidden="1" w:uiPriority="37" w:unhideWhenUsed="1"/>
-    <w:lsdException w:name="TOC Heading" w:semiHidden="1" w:uiPriority="39" w:unhideWhenUsed="1" w:qFormat="1"/>
+    <w:lsdException w:name="TOC Heading" w:semiHidden="1" w:uiPriority="39" w:unhideWhenUsed="1"/>
     <w:lsdException w:name="Plain Table 1" w:uiPriority="41"/>
     <w:lsdException w:name="Plain Table 2" w:uiPriority="42"/>
     <w:lsdException w:name="Plain Table 3" w:uiPriority="43"/>
@@ -1653,11 +4095,10 @@
   <w:style w:type="paragraph" w:default="1" w:styleId="a">
     <w:name w:val="Normal"/>
     <w:qFormat/>
-    <w:rsid w:val="00FC7EBC"/>
+    <w:rsid w:val="0032151B"/>
     <w:pPr>
       <w:suppressAutoHyphens/>
       <w:spacing w:line="360" w:lineRule="auto"/>
-      <w:ind w:firstLine="851"/>
       <w:jc w:val="both"/>
     </w:pPr>
     <w:rPr>
@@ -1674,19 +4115,18 @@
     <w:link w:val="10"/>
     <w:uiPriority w:val="9"/>
     <w:qFormat/>
-    <w:rsid w:val="00A4512F"/>
+    <w:rsid w:val="00C45487"/>
     <w:pPr>
       <w:keepNext/>
       <w:keepLines/>
       <w:suppressAutoHyphens w:val="0"/>
       <w:spacing w:before="240" w:after="0"/>
-      <w:ind w:firstLine="0"/>
-      <w:jc w:val="left"/>
+      <w:jc w:val="center"/>
       <w:outlineLvl w:val="0"/>
     </w:pPr>
     <w:rPr>
-      <w:rFonts w:asciiTheme="majorHAnsi" w:eastAsiaTheme="majorEastAsia" w:hAnsiTheme="majorHAnsi" w:cstheme="majorBidi"/>
-      <w:color w:val="2F5496" w:themeColor="accent1" w:themeShade="BF"/>
+      <w:rFonts w:eastAsiaTheme="majorEastAsia" w:cstheme="majorBidi"/>
+      <w:b/>
       <w:sz w:val="32"/>
       <w:szCs w:val="32"/>
       <w:lang w:val="ru-RU" w:eastAsia="ru-RU"/>
@@ -1700,14 +4140,12 @@
     <w:link w:val="20"/>
     <w:uiPriority w:val="9"/>
     <w:unhideWhenUsed/>
-    <w:qFormat/>
     <w:rsid w:val="00916332"/>
     <w:pPr>
       <w:keepNext/>
       <w:keepLines/>
       <w:suppressAutoHyphens w:val="0"/>
       <w:spacing w:before="40" w:after="0"/>
-      <w:ind w:firstLine="0"/>
       <w:jc w:val="center"/>
       <w:outlineLvl w:val="1"/>
     </w:pPr>
@@ -1717,6 +4155,28 @@
       <w:sz w:val="32"/>
       <w:szCs w:val="26"/>
       <w:lang w:val="ru-RU" w:eastAsia="en-US"/>
+    </w:rPr>
+  </w:style>
+  <w:style w:type="paragraph" w:styleId="3">
+    <w:name w:val="heading 3"/>
+    <w:basedOn w:val="a"/>
+    <w:next w:val="a"/>
+    <w:link w:val="30"/>
+    <w:uiPriority w:val="9"/>
+    <w:semiHidden/>
+    <w:unhideWhenUsed/>
+    <w:rsid w:val="00C45487"/>
+    <w:pPr>
+      <w:keepNext/>
+      <w:keepLines/>
+      <w:spacing w:before="40" w:after="0"/>
+      <w:outlineLvl w:val="2"/>
+    </w:pPr>
+    <w:rPr>
+      <w:rFonts w:asciiTheme="majorHAnsi" w:eastAsiaTheme="majorEastAsia" w:hAnsiTheme="majorHAnsi" w:cstheme="majorBidi"/>
+      <w:color w:val="1F3763" w:themeColor="accent1" w:themeShade="7F"/>
+      <w:sz w:val="24"/>
+      <w:szCs w:val="24"/>
     </w:rPr>
   </w:style>
   <w:style w:type="character" w:default="1" w:styleId="a0">
@@ -1753,15 +4213,15 @@
     <w:link w:val="a4"/>
     <w:uiPriority w:val="11"/>
     <w:qFormat/>
-    <w:rsid w:val="00F9729F"/>
+    <w:rsid w:val="00334C61"/>
     <w:pPr>
       <w:numPr>
         <w:ilvl w:val="1"/>
       </w:numPr>
       <w:suppressAutoHyphens w:val="0"/>
-      <w:spacing w:after="200" w:line="240" w:lineRule="auto"/>
-      <w:ind w:firstLine="851"/>
+      <w:spacing w:after="240" w:line="240" w:lineRule="auto"/>
       <w:jc w:val="left"/>
+      <w:outlineLvl w:val="1"/>
     </w:pPr>
     <w:rPr>
       <w:b/>
@@ -1776,13 +4236,14 @@
     <w:basedOn w:val="a0"/>
     <w:link w:val="a3"/>
     <w:uiPriority w:val="11"/>
-    <w:rsid w:val="00F9729F"/>
+    <w:rsid w:val="00334C61"/>
     <w:rPr>
-      <w:rFonts w:ascii="Times New Roman" w:hAnsi="Times New Roman"/>
+      <w:rFonts w:ascii="Times New Roman" w:eastAsiaTheme="minorEastAsia" w:hAnsi="Times New Roman"/>
       <w:b/>
       <w:color w:val="000000" w:themeColor="text1"/>
       <w:spacing w:val="15"/>
       <w:sz w:val="28"/>
+      <w:lang w:eastAsia="ru-RU"/>
     </w:rPr>
   </w:style>
   <w:style w:type="paragraph" w:styleId="11">
@@ -1797,7 +4258,6 @@
       <w:widowControl w:val="0"/>
       <w:autoSpaceDN w:val="0"/>
       <w:spacing w:after="100" w:line="240" w:lineRule="auto"/>
-      <w:ind w:firstLine="0"/>
       <w:jc w:val="left"/>
       <w:textAlignment w:val="baseline"/>
     </w:pPr>
@@ -1814,12 +4274,15 @@
     <w:autoRedefine/>
     <w:uiPriority w:val="39"/>
     <w:unhideWhenUsed/>
-    <w:rsid w:val="00205F0E"/>
+    <w:rsid w:val="00C45487"/>
     <w:pPr>
       <w:widowControl w:val="0"/>
+      <w:tabs>
+        <w:tab w:val="right" w:leader="dot" w:pos="10450"/>
+      </w:tabs>
       <w:autoSpaceDN w:val="0"/>
       <w:spacing w:after="100" w:line="240" w:lineRule="auto"/>
-      <w:ind w:left="220" w:firstLine="0"/>
+      <w:ind w:left="220"/>
       <w:jc w:val="left"/>
       <w:textAlignment w:val="baseline"/>
     </w:pPr>
@@ -1848,10 +4311,10 @@
     <w:basedOn w:val="a0"/>
     <w:link w:val="1"/>
     <w:uiPriority w:val="9"/>
-    <w:rsid w:val="00A4512F"/>
+    <w:rsid w:val="00C45487"/>
     <w:rPr>
-      <w:rFonts w:asciiTheme="majorHAnsi" w:eastAsiaTheme="majorEastAsia" w:hAnsiTheme="majorHAnsi" w:cstheme="majorBidi"/>
-      <w:color w:val="2F5496" w:themeColor="accent1" w:themeShade="BF"/>
+      <w:rFonts w:ascii="Times New Roman" w:eastAsiaTheme="majorEastAsia" w:hAnsi="Times New Roman" w:cstheme="majorBidi"/>
+      <w:b/>
       <w:sz w:val="32"/>
       <w:szCs w:val="32"/>
       <w:lang w:eastAsia="ru-RU"/>
@@ -1863,17 +4326,13 @@
     <w:next w:val="a"/>
     <w:uiPriority w:val="39"/>
     <w:unhideWhenUsed/>
-    <w:qFormat/>
     <w:rsid w:val="00A4512F"/>
     <w:pPr>
       <w:spacing w:line="259" w:lineRule="auto"/>
-      <w:jc w:val="center"/>
       <w:outlineLvl w:val="9"/>
     </w:pPr>
     <w:rPr>
-      <w:rFonts w:ascii="Times New Roman" w:hAnsi="Times New Roman"/>
-      <w:b/>
-      <w:color w:val="auto"/>
+      <w:b w:val="0"/>
     </w:rPr>
   </w:style>
   <w:style w:type="table" w:styleId="a6">
@@ -1901,6 +4360,72 @@
         <w:insideV w:val="single" w:sz="4" w:space="0" w:color="auto"/>
       </w:tblBorders>
     </w:tblPr>
+  </w:style>
+  <w:style w:type="character" w:styleId="a7">
+    <w:name w:val="Hyperlink"/>
+    <w:basedOn w:val="a0"/>
+    <w:uiPriority w:val="99"/>
+    <w:unhideWhenUsed/>
+    <w:rsid w:val="00C45487"/>
+    <w:rPr>
+      <w:color w:val="0563C1" w:themeColor="hyperlink"/>
+      <w:u w:val="single"/>
+    </w:rPr>
+  </w:style>
+  <w:style w:type="character" w:customStyle="1" w:styleId="30">
+    <w:name w:val="Заголовок 3 Знак"/>
+    <w:basedOn w:val="a0"/>
+    <w:link w:val="3"/>
+    <w:uiPriority w:val="9"/>
+    <w:semiHidden/>
+    <w:rsid w:val="00C45487"/>
+    <w:rPr>
+      <w:rFonts w:asciiTheme="majorHAnsi" w:eastAsiaTheme="majorEastAsia" w:hAnsiTheme="majorHAnsi" w:cstheme="majorBidi"/>
+      <w:color w:val="1F3763" w:themeColor="accent1" w:themeShade="7F"/>
+      <w:sz w:val="24"/>
+      <w:szCs w:val="24"/>
+      <w:lang w:val="en-US" w:eastAsia="zh-CN"/>
+    </w:rPr>
+  </w:style>
+  <w:style w:type="paragraph" w:customStyle="1" w:styleId="22">
+    <w:name w:val="подзоголовок 2"/>
+    <w:basedOn w:val="a3"/>
+    <w:link w:val="23"/>
+    <w:qFormat/>
+    <w:rsid w:val="00334C61"/>
+    <w:pPr>
+      <w:spacing w:before="120" w:after="120"/>
+      <w:ind w:firstLine="709"/>
+      <w:jc w:val="both"/>
+      <w:outlineLvl w:val="2"/>
+    </w:pPr>
+  </w:style>
+  <w:style w:type="paragraph" w:styleId="31">
+    <w:name w:val="toc 3"/>
+    <w:basedOn w:val="a"/>
+    <w:next w:val="a"/>
+    <w:autoRedefine/>
+    <w:uiPriority w:val="39"/>
+    <w:unhideWhenUsed/>
+    <w:rsid w:val="00FB2947"/>
+    <w:pPr>
+      <w:spacing w:after="100"/>
+      <w:ind w:left="560"/>
+    </w:pPr>
+  </w:style>
+  <w:style w:type="character" w:customStyle="1" w:styleId="23">
+    <w:name w:val="подзоголовок 2 Знак"/>
+    <w:basedOn w:val="a4"/>
+    <w:link w:val="22"/>
+    <w:rsid w:val="00334C61"/>
+    <w:rPr>
+      <w:rFonts w:ascii="Times New Roman" w:eastAsiaTheme="minorEastAsia" w:hAnsi="Times New Roman"/>
+      <w:b/>
+      <w:color w:val="000000" w:themeColor="text1"/>
+      <w:spacing w:val="15"/>
+      <w:sz w:val="28"/>
+      <w:lang w:eastAsia="ru-RU"/>
+    </w:rPr>
   </w:style>
 </w:styles>
 </file>
@@ -2198,4 +4723,16 @@
     </a:ext>
   </a:extLst>
 </a:theme>
+</file>
+
+<file path=customXml/item1.xml><?xml version="1.0" encoding="utf-8"?>
+<b:Sources xmlns:b="http://schemas.openxmlformats.org/officeDocument/2006/bibliography" xmlns="http://schemas.openxmlformats.org/officeDocument/2006/bibliography" SelectedStyle="\APASixthEditionOfficeOnline.xsl" StyleName="APA" Version="6"/>
+</file>
+
+<file path=customXml/itemProps1.xml><?xml version="1.0" encoding="utf-8"?>
+<ds:datastoreItem xmlns:ds="http://schemas.openxmlformats.org/officeDocument/2006/customXml" ds:itemID="{6A2DDA9F-F809-4865-968B-F0897BCB3965}">
+  <ds:schemaRefs>
+    <ds:schemaRef ds:uri="http://schemas.openxmlformats.org/officeDocument/2006/bibliography"/>
+  </ds:schemaRefs>
+</ds:datastoreItem>
 </file>